--- a/evaluation/qualtrics/01_HCPs_PRE/separate_HCPs/HCP_3/main.docx
+++ b/evaluation/qualtrics/01_HCPs_PRE/separate_HCPs/HCP_3/main.docx
@@ -68,7 +68,7 @@
               <w:rPr>
                 <w:sz w:val="18"/>
               </w:rPr>
-              <w:t>Evaluatie van de klinische kwaliteit van het PHOENIX multi-agentsysteem (masterproef UGent)</w:t>
+              <w:t>Evaluatie van de klinische kwaliteit van een ontologiegebaseerd multi-agentsysteem voor gepersonaliseerde digitale geestelijke gezondheidszorg (PHOENIX)</w:t>
             </w:r>
           </w:p>
         </w:tc>
@@ -126,7 +126,7 @@
               <w:rPr>
                 <w:sz w:val="18"/>
               </w:rPr>
-              <w:t>Stijn Van Severen</w:t>
+              <w:t>Stijn Van Severen (masterproefstudent)</w:t>
             </w:r>
           </w:p>
         </w:tc>
@@ -155,7 +155,7 @@
               <w:rPr>
                 <w:sz w:val="18"/>
               </w:rPr>
-              <w:t>Prof. Geert Crombez; Dr. Annick De Paepe</w:t>
+              <w:t>Prof. Dr. Geert Crombez; Dr. Annick De Paepe</w:t>
             </w:r>
           </w:p>
         </w:tc>
@@ -221,12 +221,53 @@
     </w:tbl>
     <w:p/>
     <w:p>
+      <w:pPr>
+        <w:shd w:val="clear" w:color="auto" w:fill="DBEAFE"/>
+      </w:pPr>
       <w:r>
         <w:rPr>
-          <w:i/>
-          <w:sz w:val="18"/>
+          <w:sz w:val="20"/>
         </w:rPr>
-        <w:t>Vertrouwelijkheid: uw antwoorden worden voor analyse geanonimiseerd en uitsluitend gebruikt binnen deze masterproefstudie. Deelname is vrijwillig.</w:t>
+        <w:t>DOEL VAN DEZE BUNDEL</w:t>
+        <w:br/>
+        <w:br/>
+        <w:t>U neemt deel aan een evaluatiestudie waarin zorgprofessionals onafhankelijk dezelfde vijf klinische redeneerstappen uitvoeren als het PHOENIX-systeem. Uw antwoorden vormen het menselijke referentiecorpus voor een latere dubbelblinde vergelijking met systeemoutput.</w:t>
+        <w:br/>
+        <w:br/>
+        <w:t>Voor elk van uw twee casussen vult u dezelfde vijf delen in: (1) operationalisering, (2) initieel observatiemodel, (3) prioritering van behandeldoelen, (4) verfijning van EMA-metingen en (5) een mobiele coachingsboodschap.</w:t>
+        <w:br/>
+        <w:br/>
+        <w:t>We vragen uw eigen klinische oordeelsvorming. Antwoord zoals u dat in een reele professionele context zou doen, maar werk strikt volgens de instructies op de volgende pagina.</w:t>
+      </w:r>
+    </w:p>
+    <w:p/>
+    <w:p>
+      <w:pPr>
+        <w:shd w:val="clear" w:color="auto" w:fill="FEF3C7"/>
+      </w:pPr>
+      <w:r>
+        <w:rPr>
+          <w:sz w:val="20"/>
+        </w:rPr>
+        <w:t>VERTROUWELIJKHEID EN GEÏNFORMEERDE TOESTEMMING</w:t>
+        <w:br/>
+        <w:br/>
+        <w:t>Uw antwoorden worden voor analyse geanonimiseerd en uitsluitend gebruikt binnen deze masterproefstudie. Na ontvangst worden ze opgenomen in het expertreferentiecorpus voor de latere blind evaluatie van het PHOENIX-systeem.</w:t>
+        <w:br/>
+        <w:br/>
+        <w:t>Deelname is volledig vrijwillig. U kan zich op elk moment zonder opgave van reden terugtrekken door contact op te nemen met de onderzoeker via stijn.vanseveren@ugent.be. Terugtrekking heeft geen gevolgen.</w:t>
+        <w:br/>
+        <w:br/>
+        <w:t>Door dit ingevulde document te bezorgen aan de onderzoeker, bevestigt u dat:</w:t>
+        <w:br/>
+        <w:t xml:space="preserve">  (1) u de bovenstaande informatie hebt gelezen en begrepen;</w:t>
+        <w:br/>
+        <w:t xml:space="preserve">  (2) u vrijwillig instemt met deelname aan deze studie;</w:t>
+        <w:br/>
+        <w:t xml:space="preserve">  (3) u begrijpt dat uw antwoorden geanonimiseerd worden verwerkt.</w:t>
+        <w:br/>
+        <w:br/>
+        <w:t>Uw inzending geldt als geïnformeerde toestemming.</w:t>
       </w:r>
     </w:p>
     <w:p>
@@ -707,13 +748,13 @@
         <w:br/>
         <w:t>1. Werk sequentieel: Deel 1 -&gt; Deel 5. Ga pas naar een volgend deel wanneer het huidige volledig is afgewerkt voor beide casussen.</w:t>
         <w:br/>
-        <w:t>2. Gebruik geen generatieve AI, schrijfhulpmiddelen, richtlijnen of collegaoverleg. Extern gebruik ondermijnt de methodologische validiteit van de studie.</w:t>
+        <w:t>2. Gebruik geen generatieve AI, schrijfhulpmiddelen, richtlijnen of collegaoverleg. Extern gebruik ondermijnt de methodologische validiteit en de blind scoringswaarde van de studie.</w:t>
         <w:br/>
-        <w:t>3. Gebruik in latere delen uitsluitend de meegeleverde gestandaardiseerde context.</w:t>
+        <w:t>3. Gebruik in latere delen uitsluitend de meegeleverde gestandaardiseerde context. Die is bewust vastgezet zodat alle deelnemers op identieke input reageren.</w:t>
         <w:br/>
         <w:t>4. Herwerk eerdere antwoorden NIET retroactief nadat u latere context hebt gezien.</w:t>
         <w:br/>
-        <w:t>5. Noteer of typ rechtstreeks in de voorziene antwoordzones.</w:t>
+        <w:t>5. Noteer of typ rechtstreeks in de voorziene antwoordzones. Onleesbare of ambigu geformuleerde antwoorden bemoeilijken latere blind beoordeling.</w:t>
       </w:r>
     </w:p>
     <w:p/>
@@ -727,7 +768,18 @@
         </w:rPr>
         <w:t>EMA-PRINCIPES (relevant voor Deel 2 en Deel 4):</w:t>
         <w:br/>
-        <w:t>Ecological Momentary Assessment (EMA) meet dagelijkse schommelingen via een mobiele app. Elke EMA-variabele moet: (1) dagelijks rapporteerbaar zijn via een korte smartphone-vraag; (2) dynamisch en veranderbaar zijn (geen diagnose of trait); (3) meetbaar zijn als ja/nee, aantal, minuten of een 0-10 score; (4) klinisch relevante binnen-persoonsvariatie tonen. In Deel 2 genereert u zelf predictorlabels. In Deel 4 selecteert u de meest geschikte 5 uit 20 reeds uitgewerkte EMA-items.</w:t>
+        <w:t>Ecological Momentary Assessment (EMA) meet dagelijkse schommelingen via een mobiele app. Elke EMA-variabele moet aan vier vereisten voldoen:</w:t>
+        <w:br/>
+        <w:t xml:space="preserve">  (1) Dagelijks rapporteerbaar via een korte smartphone-vraag.</w:t>
+        <w:br/>
+        <w:t xml:space="preserve">  (2) Dynamisch en veranderbaar -- geen vaste diagnose, trait of achtergrondkenmerk.</w:t>
+        <w:br/>
+        <w:t xml:space="preserve">  (3) Meetbaar in een eenvoudig format: ja/nee, aantal, minuten of een 0-10 score.</w:t>
+        <w:br/>
+        <w:t xml:space="preserve">  (4) Klinisch relevant voor opvolging -- toont binnen-persoonsvariatie die therapeutisch informatief is.</w:t>
+        <w:br/>
+        <w:br/>
+        <w:t>In Deel 2 genereert u zelf predictorlabels. In Deel 4 zijn de 20 kandidaat-items reeds uitgewerkt als dagelijkse EMA-items; u selecteert de meest geschikte 5.</w:t>
       </w:r>
     </w:p>
     <w:p>
@@ -2992,91 +3044,151 @@
     </w:p>
     <w:p/>
     <w:p>
+      <w:r>
+        <w:rPr>
+          <w:b/>
+          <w:sz w:val="20"/>
+        </w:rPr>
+        <w:t>Checklist voor terugbezorging -- gelieve alle vakjes af te vinken:</w:t>
+      </w:r>
+    </w:p>
+    <w:p>
       <w:pPr>
-        <w:pStyle w:val="ListBullet"/>
+        <w:spacing w:after="60"/>
+        <w:ind w:left="170"/>
       </w:pPr>
       <w:r>
         <w:rPr>
           <w:sz w:val="20"/>
         </w:rPr>
-        <w:t>□  Deel 1: criteriumlabels ingevuld voor C05 en C06</w:t>
+        <w:t>□   Ik heb in Deel 1 voor beide casussen (C05 en C06) criteriumlabels ingevuld.</w:t>
       </w:r>
     </w:p>
     <w:p>
       <w:pPr>
-        <w:pStyle w:val="ListBullet"/>
+        <w:spacing w:after="60"/>
+        <w:ind w:left="170"/>
       </w:pPr>
       <w:r>
         <w:rPr>
           <w:sz w:val="20"/>
         </w:rPr>
-        <w:t>□  Deel 2: predictorlabels ingevuld voor C05 en C06</w:t>
+        <w:t>□   Ik heb in Deel 2 voor beide casussen predictorlabels ingevuld.</w:t>
       </w:r>
     </w:p>
     <w:p>
       <w:pPr>
-        <w:pStyle w:val="ListBullet"/>
+        <w:spacing w:after="60"/>
+        <w:ind w:left="170"/>
       </w:pPr>
       <w:r>
         <w:rPr>
           <w:sz w:val="20"/>
         </w:rPr>
-        <w:t>□  Deel 3: alle 5 predictors gerangschikt voor beide casussen</w:t>
+        <w:t>□   Ik heb in Deel 3 voor beide casussen alle 5 predictors gerangschikt.</w:t>
       </w:r>
     </w:p>
     <w:p>
       <w:pPr>
-        <w:pStyle w:val="ListBullet"/>
+        <w:spacing w:after="60"/>
+        <w:ind w:left="170"/>
       </w:pPr>
       <w:r>
         <w:rPr>
           <w:sz w:val="20"/>
         </w:rPr>
-        <w:t>□  Deel 4: exact 5 EMA-items geselecteerd voor beide casussen</w:t>
+        <w:t>□   Ik heb in Deel 4 voor beide casussen exact 5 EMA-items geselecteerd.</w:t>
       </w:r>
     </w:p>
     <w:p>
       <w:pPr>
-        <w:pStyle w:val="ListBullet"/>
+        <w:spacing w:after="60"/>
+        <w:ind w:left="170"/>
       </w:pPr>
       <w:r>
         <w:rPr>
           <w:sz w:val="20"/>
         </w:rPr>
-        <w:t>□  Deel 5: mobiele coachingsboodschap geschreven voor beide casussen</w:t>
+        <w:t>□   Ik heb in Deel 5 voor beide casussen een mobiele coachingsboodschap geschreven.</w:t>
       </w:r>
     </w:p>
     <w:p>
       <w:pPr>
-        <w:pStyle w:val="ListBullet"/>
+        <w:spacing w:after="60"/>
+        <w:ind w:left="170"/>
       </w:pPr>
       <w:r>
         <w:rPr>
           <w:sz w:val="20"/>
         </w:rPr>
-        <w:t>□  Antwoorden weerspiegelen mijn eigen klinische oordeel zonder externe hulp</w:t>
+        <w:t>□   Mijn antwoorden weerspiegelen mijn eigen klinische oordeel zonder gebruik van generatieve AI of andere externe hulp.</w:t>
       </w:r>
     </w:p>
     <w:p>
       <w:pPr>
-        <w:pStyle w:val="ListBullet"/>
+        <w:spacing w:after="60"/>
+        <w:ind w:left="170"/>
       </w:pPr>
       <w:r>
         <w:rPr>
           <w:sz w:val="20"/>
         </w:rPr>
-        <w:t>□  Ik begrijp dat mijn antwoorden geanonimiseerd worden voor analyse</w:t>
+        <w:t>□   Ik begrijp dat mijn antwoorden geanonimiseerd worden verwerkt en uitsluitend worden gebruikt binnen deze masterproefstudie.</w:t>
+      </w:r>
+    </w:p>
+    <w:p>
+      <w:pPr>
+        <w:spacing w:after="60"/>
+        <w:ind w:left="170"/>
+      </w:pPr>
+      <w:r>
+        <w:rPr>
+          <w:sz w:val="20"/>
+        </w:rPr>
+        <w:t>□   Ik begrijp dat ik mij op elk moment kan terugtrekken door contact op te nemen met de onderzoeker.</w:t>
       </w:r>
     </w:p>
     <w:p/>
     <w:p>
       <w:r>
         <w:rPr>
+          <w:b/>
           <w:sz w:val="20"/>
         </w:rPr>
-        <w:t>Bezorg het ingevulde document terug via e-mail:</w:t>
+        <w:t>Terugbezorging:</w:t>
+      </w:r>
+    </w:p>
+    <w:p>
+      <w:r>
+        <w:rPr>
+          <w:sz w:val="20"/>
+        </w:rPr>
+        <w:t>Bezorg dit ingevulde document als bijlage via e-mail:</w:t>
         <w:br/>
-        <w:t>stijn.vanseveren@ugent.be  --  onderwerp: PHOENIX-PRE-HCP-PRE-03</w:t>
+        <w:t xml:space="preserve">  Aan:         stijn.vanseveren@ugent.be</w:t>
+        <w:br/>
+        <w:t xml:space="preserve">  Onderwerp:   PHOENIX-PRE-HCP-PRE-03</w:t>
+      </w:r>
+    </w:p>
+    <w:p/>
+    <w:p>
+      <w:pPr>
+        <w:shd w:val="clear" w:color="auto" w:fill="DBEAFE"/>
+      </w:pPr>
+      <w:r>
+        <w:rPr>
+          <w:sz w:val="20"/>
+        </w:rPr>
+        <w:t>VERTROUWELIJKHEID EN VERWERKING</w:t>
+        <w:br/>
+        <w:br/>
+        <w:t>Na ontvangst worden uw antwoorden geanonimiseerd en opgenomen in het expertreferentiecorpus voor de latere blind evaluatie van het PHOENIX-systeem. Uw gegevens worden op geen enkel moment gekoppeld aan uw naam of identiteit in publieke of wetenschappelijke rapportage.</w:t>
+        <w:br/>
+        <w:br/>
+        <w:t>Door dit document in te dienen bevestigt u vrijwillig in te stemmen met deelname aan deze studie. Uw inzending geldt als geïnformeerde toestemming (informed consent).</w:t>
+        <w:br/>
+        <w:br/>
+        <w:t>Hartelijk dank voor uw bijdrage aan dit onderzoek.</w:t>
       </w:r>
     </w:p>
     <w:sectPr>

--- a/evaluation/qualtrics/01_HCPs_PRE/separate_HCPs/HCP_3/main.docx
+++ b/evaluation/qualtrics/01_HCPs_PRE/separate_HCPs/HCP_3/main.docx
@@ -10,10 +10,19 @@
         <w:rPr>
           <w:b/>
           <w:color w:val="1E3A5F"/>
-          <w:sz w:val="36"/>
+          <w:sz w:val="40"/>
         </w:rPr>
         <w:t>PHOENIX evaluatiestudie -- Fase 1</w:t>
+      </w:r>
+      <w:r>
         <w:br/>
+      </w:r>
+      <w:r>
+        <w:rPr>
+          <w:b/>
+          <w:color w:val="1D4ED8"/>
+          <w:sz w:val="28"/>
+        </w:rPr>
         <w:t>Instrument voor Zorgprofessionals</w:t>
       </w:r>
     </w:p>
@@ -21,16 +30,58 @@
     <w:p>
       <w:pPr>
         <w:jc w:val="center"/>
+        <w:shd w:val="clear" w:color="auto" w:fill="DBEAFE"/>
       </w:pPr>
       <w:r>
         <w:rPr>
           <w:b/>
-          <w:color w:val="1D4ED8"/>
-          <w:sz w:val="24"/>
+          <w:sz w:val="20"/>
         </w:rPr>
-        <w:t>Deelnemerscode: HCP-PRE-03</w:t>
+        <w:t>Deelnemerscode:  HCP-PRE-03</w:t>
+      </w:r>
+      <w:r>
         <w:br/>
-        <w:t>Toegewezen casussen: C05 (25-jarige postgraduaatsstudent)  en  C06 (32-jarige marketingprofessional)</w:t>
+      </w:r>
+      <w:r>
+        <w:rPr>
+          <w:sz w:val="20"/>
+        </w:rPr>
+      </w:r>
+      <w:r>
+        <w:br/>
+      </w:r>
+      <w:r>
+        <w:rPr>
+          <w:sz w:val="20"/>
+        </w:rPr>
+        <w:t>Toegewezen casussen:</w:t>
+      </w:r>
+      <w:r>
+        <w:br/>
+      </w:r>
+      <w:r>
+        <w:rPr>
+          <w:sz w:val="20"/>
+        </w:rPr>
+        <w:t>C05  (25-jarige postgraduaatsstudent)</w:t>
+      </w:r>
+      <w:r>
+        <w:br/>
+      </w:r>
+      <w:r>
+        <w:rPr>
+          <w:sz w:val="20"/>
+        </w:rPr>
+        <w:t>en</w:t>
+      </w:r>
+      <w:r>
+        <w:br/>
+      </w:r>
+      <w:r>
+        <w:rPr>
+          <w:sz w:val="20"/>
+        </w:rPr>
+        <w:t>C06  (32-jarige marketingprofessional)</w:t>
       </w:r>
     </w:p>
     <w:p/>
@@ -38,6 +89,7 @@
       <w:tblPr>
         <w:tblStyle w:val="TableGrid"/>
         <w:tblW w:type="auto" w:w="0"/>
+        <w:jc w:val="center"/>
         <w:tblLook w:firstColumn="1" w:firstRow="1" w:lastColumn="0" w:lastRow="0" w:noHBand="0" w:noVBand="1" w:val="04A0"/>
       </w:tblPr>
       <w:tblGrid>
@@ -47,7 +99,8 @@
       <w:tr>
         <w:tc>
           <w:tcPr>
-            <w:tcW w:type="dxa" w:w="2551"/>
+            <w:tcW w:type="dxa" w:w="2381"/>
+            <w:shd w:val="clear" w:color="auto" w:fill="DBEAFE"/>
           </w:tcPr>
           <w:p>
             <w:r>
@@ -61,7 +114,8 @@
         </w:tc>
         <w:tc>
           <w:tcPr>
-            <w:tcW w:type="dxa" w:w="4703"/>
+            <w:tcW w:type="dxa" w:w="5953"/>
+            <w:shd w:val="clear" w:color="auto" w:fill="F8FAFC"/>
           </w:tcPr>
           <w:p>
             <w:r>
@@ -76,7 +130,8 @@
       <w:tr>
         <w:tc>
           <w:tcPr>
-            <w:tcW w:type="dxa" w:w="2551"/>
+            <w:tcW w:type="dxa" w:w="2381"/>
+            <w:shd w:val="clear" w:color="auto" w:fill="DBEAFE"/>
           </w:tcPr>
           <w:p>
             <w:r>
@@ -90,7 +145,8 @@
         </w:tc>
         <w:tc>
           <w:tcPr>
-            <w:tcW w:type="dxa" w:w="4703"/>
+            <w:tcW w:type="dxa" w:w="5953"/>
+            <w:shd w:val="clear" w:color="auto" w:fill="F8FAFC"/>
           </w:tcPr>
           <w:p>
             <w:r>
@@ -105,7 +161,8 @@
       <w:tr>
         <w:tc>
           <w:tcPr>
-            <w:tcW w:type="dxa" w:w="2551"/>
+            <w:tcW w:type="dxa" w:w="2381"/>
+            <w:shd w:val="clear" w:color="auto" w:fill="DBEAFE"/>
           </w:tcPr>
           <w:p>
             <w:r>
@@ -119,7 +176,8 @@
         </w:tc>
         <w:tc>
           <w:tcPr>
-            <w:tcW w:type="dxa" w:w="4703"/>
+            <w:tcW w:type="dxa" w:w="5953"/>
+            <w:shd w:val="clear" w:color="auto" w:fill="F8FAFC"/>
           </w:tcPr>
           <w:p>
             <w:r>
@@ -134,7 +192,8 @@
       <w:tr>
         <w:tc>
           <w:tcPr>
-            <w:tcW w:type="dxa" w:w="2551"/>
+            <w:tcW w:type="dxa" w:w="2381"/>
+            <w:shd w:val="clear" w:color="auto" w:fill="DBEAFE"/>
           </w:tcPr>
           <w:p>
             <w:r>
@@ -148,7 +207,8 @@
         </w:tc>
         <w:tc>
           <w:tcPr>
-            <w:tcW w:type="dxa" w:w="4703"/>
+            <w:tcW w:type="dxa" w:w="5953"/>
+            <w:shd w:val="clear" w:color="auto" w:fill="F8FAFC"/>
           </w:tcPr>
           <w:p>
             <w:r>
@@ -163,7 +223,8 @@
       <w:tr>
         <w:tc>
           <w:tcPr>
-            <w:tcW w:type="dxa" w:w="2551"/>
+            <w:tcW w:type="dxa" w:w="2381"/>
+            <w:shd w:val="clear" w:color="auto" w:fill="DBEAFE"/>
           </w:tcPr>
           <w:p>
             <w:r>
@@ -177,7 +238,8 @@
         </w:tc>
         <w:tc>
           <w:tcPr>
-            <w:tcW w:type="dxa" w:w="4703"/>
+            <w:tcW w:type="dxa" w:w="5953"/>
+            <w:shd w:val="clear" w:color="auto" w:fill="F8FAFC"/>
           </w:tcPr>
           <w:p>
             <w:r>
@@ -192,7 +254,8 @@
       <w:tr>
         <w:tc>
           <w:tcPr>
-            <w:tcW w:type="dxa" w:w="2551"/>
+            <w:tcW w:type="dxa" w:w="2381"/>
+            <w:shd w:val="clear" w:color="auto" w:fill="DBEAFE"/>
           </w:tcPr>
           <w:p>
             <w:r>
@@ -206,7 +269,8 @@
         </w:tc>
         <w:tc>
           <w:tcPr>
-            <w:tcW w:type="dxa" w:w="4703"/>
+            <w:tcW w:type="dxa" w:w="5953"/>
+            <w:shd w:val="clear" w:color="auto" w:fill="F8FAFC"/>
           </w:tcPr>
           <w:p>
             <w:r>
@@ -222,51 +286,174 @@
     <w:p/>
     <w:p>
       <w:pPr>
-        <w:shd w:val="clear" w:color="auto" w:fill="DBEAFE"/>
+        <w:jc w:val="left"/>
+        <w:shd w:val="clear" w:color="auto" w:fill="EFF6FF"/>
       </w:pPr>
+      <w:r>
+        <w:rPr>
+          <w:b/>
+          <w:sz w:val="20"/>
+        </w:rPr>
+        <w:t>Doel van deze bundel</w:t>
+      </w:r>
+      <w:r>
+        <w:br/>
+      </w:r>
       <w:r>
         <w:rPr>
           <w:sz w:val="20"/>
         </w:rPr>
-        <w:t>DOEL VAN DEZE BUNDEL</w:t>
+      </w:r>
+      <w:r>
         <w:br/>
+      </w:r>
+      <w:r>
+        <w:rPr>
+          <w:sz w:val="20"/>
+        </w:rPr>
+        <w:t>U neemt deel aan een evaluatiestudie waarin zorgprofessionals onafhankelijk dezelfde vijf klinische redeneerstappen uitvoeren als het PHOENIX-systeem. Uw antwoorden vormen het menselijke referentiecorpus voor een latere dubbelblinde vergelijking met systeemoutput.</w:t>
+      </w:r>
+      <w:r>
         <w:br/>
-        <w:t>U neemt deel aan een evaluatiestudie waarin zorgprofessionals onafhankelijk dezelfde vijf klinische redeneerstappen uitvoeren als het PHOENIX-systeem. Uw antwoorden vormen het menselijke referentiecorpus voor een latere dubbelblinde vergelijking met systeemoutput.</w:t>
+      </w:r>
+      <w:r>
+        <w:rPr>
+          <w:sz w:val="20"/>
+        </w:rPr>
+      </w:r>
+      <w:r>
         <w:br/>
+      </w:r>
+      <w:r>
+        <w:rPr>
+          <w:sz w:val="20"/>
+        </w:rPr>
+        <w:t>Voor elk van uw twee casussen vult u dezelfde vijf delen in: (1) operationalisering, (2) initieel observatiemodel, (3) prioritering van behandeldoelen, (4) verfijning van EMA-metingen en (5) een mobiele coachingsboodschap.</w:t>
+      </w:r>
+      <w:r>
         <w:br/>
-        <w:t>Voor elk van uw twee casussen vult u dezelfde vijf delen in: (1) operationalisering, (2) initieel observatiemodel, (3) prioritering van behandeldoelen, (4) verfijning van EMA-metingen en (5) een mobiele coachingsboodschap.</w:t>
+      </w:r>
+      <w:r>
+        <w:rPr>
+          <w:sz w:val="20"/>
+        </w:rPr>
+      </w:r>
+      <w:r>
         <w:br/>
-        <w:br/>
+      </w:r>
+      <w:r>
+        <w:rPr>
+          <w:sz w:val="20"/>
+        </w:rPr>
         <w:t>We vragen uw eigen klinische oordeelsvorming. Antwoord zoals u dat in een reele professionele context zou doen, maar werk strikt volgens de instructies op de volgende pagina.</w:t>
       </w:r>
     </w:p>
     <w:p/>
     <w:p>
       <w:pPr>
+        <w:jc w:val="left"/>
         <w:shd w:val="clear" w:color="auto" w:fill="FEF3C7"/>
       </w:pPr>
+      <w:r>
+        <w:rPr>
+          <w:b/>
+          <w:sz w:val="20"/>
+        </w:rPr>
+        <w:t>Vertrouwelijkheid en geïnformeerde toestemming</w:t>
+      </w:r>
+      <w:r>
+        <w:br/>
+      </w:r>
       <w:r>
         <w:rPr>
           <w:sz w:val="20"/>
         </w:rPr>
-        <w:t>VERTROUWELIJKHEID EN GEÏNFORMEERDE TOESTEMMING</w:t>
+      </w:r>
+      <w:r>
         <w:br/>
+      </w:r>
+      <w:r>
+        <w:rPr>
+          <w:sz w:val="20"/>
+        </w:rPr>
+        <w:t>Uw antwoorden worden voor analyse geanonimiseerd en uitsluitend gebruikt binnen deze masterproefstudie. Na ontvangst worden ze opgenomen in het expertreferentiecorpus voor de latere blind evaluatie van het PHOENIX-systeem. Uw gegevens worden op geen enkel moment gekoppeld aan uw naam of identiteit in publieke of wetenschappelijke rapportage.</w:t>
+      </w:r>
+      <w:r>
         <w:br/>
-        <w:t>Uw antwoorden worden voor analyse geanonimiseerd en uitsluitend gebruikt binnen deze masterproefstudie. Na ontvangst worden ze opgenomen in het expertreferentiecorpus voor de latere blind evaluatie van het PHOENIX-systeem.</w:t>
+      </w:r>
+      <w:r>
+        <w:rPr>
+          <w:sz w:val="20"/>
+        </w:rPr>
+      </w:r>
+      <w:r>
         <w:br/>
+      </w:r>
+      <w:r>
+        <w:rPr>
+          <w:sz w:val="20"/>
+        </w:rPr>
+        <w:t>Deelname is volledig vrijwillig. U kan zich op elk moment zonder opgave van reden terugtrekken door contact op te nemen met de onderzoeker via stijn.vanseveren@ugent.be. Terugtrekking heeft geen gevolgen.</w:t>
+      </w:r>
+      <w:r>
         <w:br/>
-        <w:t>Deelname is volledig vrijwillig. U kan zich op elk moment zonder opgave van reden terugtrekken door contact op te nemen met de onderzoeker via stijn.vanseveren@ugent.be. Terugtrekking heeft geen gevolgen.</w:t>
+      </w:r>
+      <w:r>
+        <w:rPr>
+          <w:sz w:val="20"/>
+        </w:rPr>
+      </w:r>
+      <w:r>
         <w:br/>
+      </w:r>
+      <w:r>
+        <w:rPr>
+          <w:sz w:val="20"/>
+        </w:rPr>
+        <w:t>Door dit ingevulde document te bezorgen aan de onderzoeker bevestigt u dat:</w:t>
+      </w:r>
+      <w:r>
         <w:br/>
-        <w:t>Door dit ingevulde document te bezorgen aan de onderzoeker, bevestigt u dat:</w:t>
+      </w:r>
+      <w:r>
+        <w:rPr>
+          <w:sz w:val="20"/>
+        </w:rPr>
+        <w:t xml:space="preserve">  (1)  u de bovenstaande informatie hebt gelezen en begrepen;</w:t>
+      </w:r>
+      <w:r>
         <w:br/>
-        <w:t xml:space="preserve">  (1) u de bovenstaande informatie hebt gelezen en begrepen;</w:t>
+      </w:r>
+      <w:r>
+        <w:rPr>
+          <w:sz w:val="20"/>
+        </w:rPr>
+        <w:t xml:space="preserve">  (2)  u vrijwillig instemt met deelname aan deze studie;</w:t>
+      </w:r>
+      <w:r>
         <w:br/>
-        <w:t xml:space="preserve">  (2) u vrijwillig instemt met deelname aan deze studie;</w:t>
+      </w:r>
+      <w:r>
+        <w:rPr>
+          <w:sz w:val="20"/>
+        </w:rPr>
+        <w:t xml:space="preserve">  (3)  u begrijpt dat uw antwoorden geanonimiseerd worden verwerkt.</w:t>
+      </w:r>
+      <w:r>
         <w:br/>
-        <w:t xml:space="preserve">  (3) u begrijpt dat uw antwoorden geanonimiseerd worden verwerkt.</w:t>
+      </w:r>
+      <w:r>
+        <w:rPr>
+          <w:sz w:val="20"/>
+        </w:rPr>
+      </w:r>
+      <w:r>
         <w:br/>
-        <w:br/>
+      </w:r>
+      <w:r>
+        <w:rPr>
+          <w:sz w:val="20"/>
+        </w:rPr>
         <w:t>Uw inzending geldt als geïnformeerde toestemming.</w:t>
       </w:r>
     </w:p>
@@ -738,6 +925,7 @@
     <w:p/>
     <w:p>
       <w:pPr>
+        <w:jc w:val="left"/>
         <w:shd w:val="clear" w:color="auto" w:fill="FFF7ED"/>
       </w:pPr>
       <w:r>
@@ -745,21 +933,57 @@
           <w:sz w:val="20"/>
         </w:rPr>
         <w:t>WERKWIJZE -- STRIKT TE VOLGEN:</w:t>
+      </w:r>
+      <w:r>
         <w:br/>
+      </w:r>
+      <w:r>
+        <w:rPr>
+          <w:sz w:val="20"/>
+        </w:rPr>
         <w:t>1. Werk sequentieel: Deel 1 -&gt; Deel 5. Ga pas naar een volgend deel wanneer het huidige volledig is afgewerkt voor beide casussen.</w:t>
+      </w:r>
+      <w:r>
         <w:br/>
+      </w:r>
+      <w:r>
+        <w:rPr>
+          <w:sz w:val="20"/>
+        </w:rPr>
         <w:t>2. Gebruik geen generatieve AI, schrijfhulpmiddelen, richtlijnen of collegaoverleg. Extern gebruik ondermijnt de methodologische validiteit en de blind scoringswaarde van de studie.</w:t>
+      </w:r>
+      <w:r>
         <w:br/>
+      </w:r>
+      <w:r>
+        <w:rPr>
+          <w:sz w:val="20"/>
+        </w:rPr>
         <w:t>3. Gebruik in latere delen uitsluitend de meegeleverde gestandaardiseerde context. Die is bewust vastgezet zodat alle deelnemers op identieke input reageren.</w:t>
+      </w:r>
+      <w:r>
         <w:br/>
+      </w:r>
+      <w:r>
+        <w:rPr>
+          <w:sz w:val="20"/>
+        </w:rPr>
         <w:t>4. Herwerk eerdere antwoorden NIET retroactief nadat u latere context hebt gezien.</w:t>
+      </w:r>
+      <w:r>
         <w:br/>
+      </w:r>
+      <w:r>
+        <w:rPr>
+          <w:sz w:val="20"/>
+        </w:rPr>
         <w:t>5. Noteer of typ rechtstreeks in de voorziene antwoordzones. Onleesbare of ambigu geformuleerde antwoorden bemoeilijken latere blind beoordeling.</w:t>
       </w:r>
     </w:p>
     <w:p/>
     <w:p>
       <w:pPr>
+        <w:jc w:val="left"/>
         <w:shd w:val="clear" w:color="auto" w:fill="ECFDF5"/>
       </w:pPr>
       <w:r>
@@ -767,18 +991,67 @@
           <w:sz w:val="20"/>
         </w:rPr>
         <w:t>EMA-PRINCIPES (relevant voor Deel 2 en Deel 4):</w:t>
+      </w:r>
+      <w:r>
         <w:br/>
+      </w:r>
+      <w:r>
+        <w:rPr>
+          <w:sz w:val="20"/>
+        </w:rPr>
         <w:t>Ecological Momentary Assessment (EMA) meet dagelijkse schommelingen via een mobiele app. Elke EMA-variabele moet aan vier vereisten voldoen:</w:t>
+      </w:r>
+      <w:r>
         <w:br/>
+      </w:r>
+      <w:r>
+        <w:rPr>
+          <w:sz w:val="20"/>
+        </w:rPr>
         <w:t xml:space="preserve">  (1) Dagelijks rapporteerbaar via een korte smartphone-vraag.</w:t>
+      </w:r>
+      <w:r>
         <w:br/>
+      </w:r>
+      <w:r>
+        <w:rPr>
+          <w:sz w:val="20"/>
+        </w:rPr>
         <w:t xml:space="preserve">  (2) Dynamisch en veranderbaar -- geen vaste diagnose, trait of achtergrondkenmerk.</w:t>
+      </w:r>
+      <w:r>
         <w:br/>
+      </w:r>
+      <w:r>
+        <w:rPr>
+          <w:sz w:val="20"/>
+        </w:rPr>
         <w:t xml:space="preserve">  (3) Meetbaar in een eenvoudig format: ja/nee, aantal, minuten of een 0-10 score.</w:t>
+      </w:r>
+      <w:r>
         <w:br/>
+      </w:r>
+      <w:r>
+        <w:rPr>
+          <w:sz w:val="20"/>
+        </w:rPr>
         <w:t xml:space="preserve">  (4) Klinisch relevant voor opvolging -- toont binnen-persoonsvariatie die therapeutisch informatief is.</w:t>
+      </w:r>
+      <w:r>
         <w:br/>
+      </w:r>
+      <w:r>
+        <w:rPr>
+          <w:sz w:val="20"/>
+        </w:rPr>
+      </w:r>
+      <w:r>
         <w:br/>
+      </w:r>
+      <w:r>
+        <w:rPr>
+          <w:sz w:val="20"/>
+        </w:rPr>
         <w:t>In Deel 2 genereert u zelf predictorlabels. In Deel 4 zijn de 20 kandidaat-items reeds uitgewerkt als dagelijkse EMA-items; u selecteert de meest geschikte 5.</w:t>
       </w:r>
     </w:p>
@@ -798,6 +1071,7 @@
     </w:p>
     <w:p>
       <w:pPr>
+        <w:jc w:val="left"/>
         <w:shd w:val="clear" w:color="auto" w:fill="DBEAFE"/>
       </w:pPr>
       <w:r>
@@ -823,6 +1097,7 @@
     </w:p>
     <w:p>
       <w:pPr>
+        <w:jc w:val="left"/>
         <w:shd w:val="clear" w:color="auto" w:fill="EFF6FF"/>
       </w:pPr>
       <w:r>
@@ -830,8 +1105,22 @@
           <w:sz w:val="20"/>
         </w:rPr>
         <w:t>CASUSVIGNET  |  Duur: ongeveer 20 maanden</w:t>
+      </w:r>
+      <w:r>
         <w:br/>
+      </w:r>
+      <w:r>
+        <w:rPr>
+          <w:sz w:val="20"/>
+        </w:rPr>
+      </w:r>
+      <w:r>
         <w:br/>
+      </w:r>
+      <w:r>
+        <w:rPr>
+          <w:sz w:val="20"/>
+        </w:rPr>
         <w:t>``Ik krijg gedachten dat ik per ongeluk iemand zou kunnen verwonden, ook al wil ik dat helemaal niet en weet ik dat die gedachten irrationeel zijn. Ze komen plots op en voelen dan heel echt en beangstigend aan. Daarna ben ik uren bezig met in mijn hoofd na te gaan of ik niets fout heb gedaan. Ik ben ook situaties beginnen vermijden waarin ik iets scherp zou kunnen vasthouden, wat mijn dagelijks leven en sociale contacten beinvloedt. Dat mentale controleren neemt uren in beslag en begint mijn studies en relaties serieus te verstoren.''</w:t>
       </w:r>
     </w:p>
@@ -957,6 +1246,7 @@
     </w:p>
     <w:p>
       <w:pPr>
+        <w:jc w:val="left"/>
         <w:shd w:val="clear" w:color="auto" w:fill="EFF6FF"/>
       </w:pPr>
       <w:r>
@@ -964,8 +1254,22 @@
           <w:sz w:val="20"/>
         </w:rPr>
         <w:t>CASUSVIGNET  |  Duur: persisterend sinds het begin van de loopbaan (meer dan 3 jaar)</w:t>
+      </w:r>
+      <w:r>
         <w:br/>
+      </w:r>
+      <w:r>
+        <w:rPr>
+          <w:sz w:val="20"/>
+        </w:rPr>
+      </w:r>
+      <w:r>
         <w:br/>
+      </w:r>
+      <w:r>
+        <w:rPr>
+          <w:sz w:val="20"/>
+        </w:rPr>
         <w:t>``Ik ervaar heel veel angst in professionele situaties. Wanneer ik moet presenteren, in een vergadering iets moet zeggen of feedback krijg van mijn leidinggevende, word ik zo zelfbewust dat mijn hoofd leegloopt. Vooraf spendeer ik uren aan voorbereiden, maar in het moment zelf blokkeer ik toch. Achteraf blijf ik lang analyseren wat ik precies heb gezegd en hoe ik overkwam. Ik heb al meerdere promoties en interessante projecten afgeslagen omdat ik bang was voor de extra zichtbaarheid. Ik besef dat mijn angst voor de beoordeling door anderen buiten proportie is, maar ik krijg ze niet stil.''</w:t>
       </w:r>
     </w:p>
@@ -1091,6 +1395,7 @@
     </w:p>
     <w:p>
       <w:pPr>
+        <w:jc w:val="left"/>
         <w:shd w:val="clear" w:color="auto" w:fill="D1FAE5"/>
       </w:pPr>
       <w:r>
@@ -1116,6 +1421,7 @@
     </w:p>
     <w:p>
       <w:pPr>
+        <w:jc w:val="left"/>
         <w:shd w:val="clear" w:color="auto" w:fill="EFF6FF"/>
       </w:pPr>
       <w:r>
@@ -1123,7 +1429,14 @@
           <w:sz w:val="20"/>
         </w:rPr>
         <w:t>Casus C05: verkorte klachtomschrijving</w:t>
+      </w:r>
+      <w:r>
         <w:br/>
+      </w:r>
+      <w:r>
+        <w:rPr>
+          <w:sz w:val="20"/>
+        </w:rPr>
         <w:t>25-jarige postgraduaatsstudent; duur: ongeveer 20 maanden. Intrusieve schadeobsessies, compulsieve mentale controle, vermijding van schaderisico en uitgesproken tijdsbelasting door OCD-klachten.</w:t>
       </w:r>
     </w:p>
@@ -1287,6 +1600,7 @@
     </w:p>
     <w:p>
       <w:pPr>
+        <w:jc w:val="left"/>
         <w:shd w:val="clear" w:color="auto" w:fill="EFF6FF"/>
       </w:pPr>
       <w:r>
@@ -1294,7 +1608,14 @@
           <w:sz w:val="20"/>
         </w:rPr>
         <w:t>Casus C06: verkorte klachtomschrijving</w:t>
+      </w:r>
+      <w:r>
         <w:br/>
+      </w:r>
+      <w:r>
+        <w:rPr>
+          <w:sz w:val="20"/>
+        </w:rPr>
         <w:t>32-jarige marketingprofessional; duur: persisterend sinds het begin van de loopbaan (meer dan 3 jaar). Prestatieangst op het werk, post-event ruminatie, excessieve voorbereiding en vermijding van zichtbaarheid.</w:t>
       </w:r>
     </w:p>
@@ -1458,6 +1779,7 @@
     </w:p>
     <w:p>
       <w:pPr>
+        <w:jc w:val="left"/>
         <w:shd w:val="clear" w:color="auto" w:fill="FEF3C7"/>
       </w:pPr>
       <w:r>
@@ -1483,6 +1805,7 @@
     </w:p>
     <w:p>
       <w:pPr>
+        <w:jc w:val="left"/>
         <w:shd w:val="clear" w:color="auto" w:fill="EFF6FF"/>
       </w:pPr>
       <w:r>
@@ -1490,7 +1813,14 @@
           <w:sz w:val="20"/>
         </w:rPr>
         <w:t>Casus C05: 25-jarige postgraduaatsstudent</w:t>
+      </w:r>
+      <w:r>
         <w:br/>
+      </w:r>
+      <w:r>
+        <w:rPr>
+          <w:sz w:val="20"/>
+        </w:rPr>
         <w:t>Intrusieve schadeobsessies, compulsieve mentale controle, vermijding van schaderisico en uitgesproken tijdsbelasting door OCD-klachten.  Duur: ongeveer 20 maanden.</w:t>
       </w:r>
     </w:p>
@@ -1666,6 +1996,7 @@
     </w:p>
     <w:p>
       <w:pPr>
+        <w:jc w:val="left"/>
         <w:shd w:val="clear" w:color="auto" w:fill="EFF6FF"/>
       </w:pPr>
       <w:r>
@@ -1673,7 +2004,14 @@
           <w:sz w:val="20"/>
         </w:rPr>
         <w:t>Casus C06: 32-jarige marketingprofessional</w:t>
+      </w:r>
+      <w:r>
         <w:br/>
+      </w:r>
+      <w:r>
+        <w:rPr>
+          <w:sz w:val="20"/>
+        </w:rPr>
         <w:t>Prestatieangst op het werk, post-event ruminatie, excessieve voorbereiding en vermijding van zichtbaarheid.  Duur: persisterend sinds het begin van de loopbaan (meer dan 3 jaar).</w:t>
       </w:r>
     </w:p>
@@ -1849,6 +2187,7 @@
     </w:p>
     <w:p>
       <w:pPr>
+        <w:jc w:val="left"/>
         <w:shd w:val="clear" w:color="auto" w:fill="EDE9FE"/>
       </w:pPr>
       <w:r>
@@ -2550,6 +2889,7 @@
     </w:p>
     <w:p>
       <w:pPr>
+        <w:jc w:val="left"/>
         <w:shd w:val="clear" w:color="auto" w:fill="FFF0F0"/>
       </w:pPr>
       <w:r>
@@ -2557,10 +2897,31 @@
           <w:sz w:val="20"/>
         </w:rPr>
         <w:t>Schrijf een korte, patientgerichte coachingsboodschap die rechtstreeks in de mobiele applicatie kan verschijnen. Gebruik het primaire probleem, het behandeldoel, de voornaamste barriere en de aangegeven copingstrategie. De boodschap moet compact, warm en professioneel zijn en een concrete eerste stap bevatten.</w:t>
+      </w:r>
+      <w:r>
         <w:br/>
+      </w:r>
+      <w:r>
+        <w:rPr>
+          <w:sz w:val="20"/>
+        </w:rPr>
+      </w:r>
+      <w:r>
         <w:br/>
+      </w:r>
+      <w:r>
+        <w:rPr>
+          <w:sz w:val="20"/>
+        </w:rPr>
         <w:t>Werkvoorbeeld (niet gerelateerd aan een studiecasus):</w:t>
+      </w:r>
+      <w:r>
         <w:br/>
+      </w:r>
+      <w:r>
+        <w:rPr>
+          <w:sz w:val="20"/>
+        </w:rPr>
         <w:t>"Na een zware shift voelt rust nemen logisch, maar net dat eerste kleine beweegmoment kan je avond helpen ontladen. Trek vanavond meteen na thuiskomst je schoenen aan en wandel 10 minuten buiten -- dat ene blokje. Zo maak je de stap haalbaar."</w:t>
       </w:r>
     </w:p>
@@ -3173,6 +3534,7 @@
     <w:p/>
     <w:p>
       <w:pPr>
+        <w:jc w:val="left"/>
         <w:shd w:val="clear" w:color="auto" w:fill="DBEAFE"/>
       </w:pPr>
       <w:r>
@@ -3180,14 +3542,56 @@
           <w:sz w:val="20"/>
         </w:rPr>
         <w:t>VERTROUWELIJKHEID EN VERWERKING</w:t>
+      </w:r>
+      <w:r>
         <w:br/>
+      </w:r>
+      <w:r>
+        <w:rPr>
+          <w:sz w:val="20"/>
+        </w:rPr>
+      </w:r>
+      <w:r>
         <w:br/>
+      </w:r>
+      <w:r>
+        <w:rPr>
+          <w:sz w:val="20"/>
+        </w:rPr>
         <w:t>Na ontvangst worden uw antwoorden geanonimiseerd en opgenomen in het expertreferentiecorpus voor de latere blind evaluatie van het PHOENIX-systeem. Uw gegevens worden op geen enkel moment gekoppeld aan uw naam of identiteit in publieke of wetenschappelijke rapportage.</w:t>
+      </w:r>
+      <w:r>
         <w:br/>
+      </w:r>
+      <w:r>
+        <w:rPr>
+          <w:sz w:val="20"/>
+        </w:rPr>
+      </w:r>
+      <w:r>
         <w:br/>
+      </w:r>
+      <w:r>
+        <w:rPr>
+          <w:sz w:val="20"/>
+        </w:rPr>
         <w:t>Door dit document in te dienen bevestigt u vrijwillig in te stemmen met deelname aan deze studie. Uw inzending geldt als geïnformeerde toestemming (informed consent).</w:t>
+      </w:r>
+      <w:r>
         <w:br/>
+      </w:r>
+      <w:r>
+        <w:rPr>
+          <w:sz w:val="20"/>
+        </w:rPr>
+      </w:r>
+      <w:r>
         <w:br/>
+      </w:r>
+      <w:r>
+        <w:rPr>
+          <w:sz w:val="20"/>
+        </w:rPr>
         <w:t>Hartelijk dank voor uw bijdrage aan dit onderzoek.</w:t>
       </w:r>
     </w:p>

--- a/evaluation/qualtrics/01_HCPs_PRE/separate_HCPs/HCP_3/main.docx
+++ b/evaluation/qualtrics/01_HCPs_PRE/separate_HCPs/HCP_3/main.docx
@@ -1786,7 +1786,7 @@
         <w:rPr>
           <w:sz w:val="20"/>
         </w:rPr>
-        <w:t>Rangschik de 5 standaardpredictoren van hoogste naar laagste klinische prioriteit als behandeldoel. Gebruik hiervoor de 21-daagse monitoring en het bipartiet netwerk (rood = sterke relatie, blauw = matige relatie). Zie de bijgevoegde PDF voor het kleurrijke netwerkdiagram.</w:t>
+        <w:t>Rangschik de 5 standaardpredictoren van hoogste naar laagste klinische prioriteit als behandeldoel. Gebruik hiervoor de 21-daagse monitoring en het bipartiet netwerk (rood = risicofactor, blauw = beschermend, lijndikte ∝ |gewicht|). Zie de bijgevoegde PDF voor het visuele netwerkdiagram met predictoren links en criteria rechts.</w:t>
       </w:r>
     </w:p>
     <w:p>
@@ -1846,7 +1846,7 @@
           <w:b/>
           <w:sz w:val="20"/>
         </w:rPr>
-        <w:t>Bipartiet netwerk (zie PDF voor visuele weergave):</w:t>
+        <w:t>Bipartiet netwerk — predictoren (links) → criteria (rechts)  (zie PDF voor visuele weergave):</w:t>
       </w:r>
     </w:p>
     <w:p>
@@ -1856,13 +1856,13 @@
           <w:color w:val="B91C1C"/>
           <w:sz w:val="18"/>
         </w:rPr>
-        <w:t xml:space="preserve">  Sterke relaties (rood):  </w:t>
+        <w:t xml:space="preserve">  Risicofactoren (rood, positief gewicht):  </w:t>
       </w:r>
       <w:r>
         <w:rPr>
           <w:sz w:val="18"/>
         </w:rPr>
-        <w:t>CR-2 (Compulsieve mentale controle) &lt;-&gt; P1 (Compulsie-uitstel),  CR-4 (Tijdsbelasting door OCD) &lt;-&gt; P1 (Compulsie-uitstel),  CR-3 (Vermijding van schaderisico) &lt;-&gt; P2 (Vermijdingsbeheer),  CR-1 (Intrusieve schadeobsessies) &lt;-&gt; P3 (Onzekerheidstolerantie),  CR-2 (Compulsieve mentale controle) &lt;-&gt; P3 (Onzekerheidstolerantie),  CR-2 (Compulsieve mentale controle) &lt;-&gt; P5 (Geruststellingszoekend gedrag)</w:t>
+        <w:t>P5 (Geruststellingszoekend gedrag) → CR-2 (Compulsieve mentale controle) (w=+0.78),  P5 (Geruststellingszoekend gedrag) → CR-4 (Tijdsbelasting door OCD) (w=+0.55)</w:t>
       </w:r>
     </w:p>
     <w:p>
@@ -1872,13 +1872,13 @@
           <w:color w:val="1D4ED8"/>
           <w:sz w:val="18"/>
         </w:rPr>
-        <w:t xml:space="preserve">  Matige relaties (blauw):  </w:t>
+        <w:t xml:space="preserve">  Beschermende factoren (blauw, negatief gewicht):  </w:t>
       </w:r>
       <w:r>
         <w:rPr>
           <w:sz w:val="18"/>
         </w:rPr>
-        <w:t>CR-1 (Intrusieve schadeobsessies) &lt;-&gt; P4 (Slaapkwaliteit),  CR-4 (Tijdsbelasting door OCD) &lt;-&gt; P5 (Geruststellingszoekend gedrag)</w:t>
+        <w:t>P1 (Compulsie-uitstel) → CR-2 (Compulsieve mentale controle) (w=-0.82),  P1 (Compulsie-uitstel) → CR-4 (Tijdsbelasting door OCD) (w=-0.78),  P2 (Vermijdingsbeheer) → CR-3 (Vermijding van schaderisico) (w=-0.80),  P3 (Onzekerheidstolerantie) → CR-1 (Intrusieve schadeobsessies) (w=-0.75),  P3 (Onzekerheidstolerantie) → CR-2 (Compulsieve mentale controle) (w=-0.80),  P4 (Slaapkwaliteit) → CR-1 (Intrusieve schadeobsessies) (w=-0.52)</w:t>
       </w:r>
     </w:p>
     <w:p/>
@@ -2037,7 +2037,7 @@
           <w:b/>
           <w:sz w:val="20"/>
         </w:rPr>
-        <w:t>Bipartiet netwerk (zie PDF voor visuele weergave):</w:t>
+        <w:t>Bipartiet netwerk — predictoren (links) → criteria (rechts)  (zie PDF voor visuele weergave):</w:t>
       </w:r>
     </w:p>
     <w:p>
@@ -2047,13 +2047,13 @@
           <w:color w:val="B91C1C"/>
           <w:sz w:val="18"/>
         </w:rPr>
-        <w:t xml:space="preserve">  Sterke relaties (rood):  </w:t>
+        <w:t xml:space="preserve">  Risicofactoren (rood, positief gewicht):  </w:t>
       </w:r>
       <w:r>
         <w:rPr>
           <w:sz w:val="18"/>
         </w:rPr>
-        <w:t>CR-1 (Prestatieangst op het werk) &lt;-&gt; P1 (Professionele exposure),  CR-4 (Vermijding van zichtbaarheid) &lt;-&gt; P1 (Professionele exposure),  CR-2 (Post-event ruminatie) &lt;-&gt; P2 (Post-event verwerking),  CR-3 (Excessieve voorbereiding) &lt;-&gt; P4 (Voorbereidingstijd),  CR-4 (Vermijding van zichtbaarheid) &lt;-&gt; P5 (Vermijdingslogging)</w:t>
+        <w:t>P3 (Zelfevaluatiebias) → CR-1 (Prestatieangst op het werk) (w=+0.58),  P3 (Zelfevaluatiebias) → CR-2 (Post-event ruminatie) (w=+0.55),  P4 (Voorbereidingstijd) → CR-3 (Excessieve voorbereiding) (w=+0.82)</w:t>
       </w:r>
     </w:p>
     <w:p>
@@ -2063,13 +2063,13 @@
           <w:color w:val="1D4ED8"/>
           <w:sz w:val="18"/>
         </w:rPr>
-        <w:t xml:space="preserve">  Matige relaties (blauw):  </w:t>
+        <w:t xml:space="preserve">  Beschermende factoren (blauw, negatief gewicht):  </w:t>
       </w:r>
       <w:r>
         <w:rPr>
           <w:sz w:val="18"/>
         </w:rPr>
-        <w:t>CR-1 (Prestatieangst op het werk) &lt;-&gt; P3 (Zelfevaluatiebias),  CR-2 (Post-event ruminatie) &lt;-&gt; P3 (Zelfevaluatiebias)</w:t>
+        <w:t>P1 (Professionele exposure) → CR-1 (Prestatieangst op het werk) (w=-0.80),  P1 (Professionele exposure) → CR-4 (Vermijding van zichtbaarheid) (w=-0.82),  P2 (Post-event verwerking) → CR-2 (Post-event ruminatie) (w=-0.78),  P5 (Vermijdingslogging) → CR-4 (Vermijding van zichtbaarheid) (w=-0.72)</w:t>
       </w:r>
     </w:p>
     <w:p/>

--- a/evaluation/qualtrics/01_HCPs_PRE/separate_HCPs/HCP_3/main.docx
+++ b/evaluation/qualtrics/01_HCPs_PRE/separate_HCPs/HCP_3/main.docx
@@ -63,7 +63,7 @@
         <w:rPr>
           <w:sz w:val="20"/>
         </w:rPr>
-        <w:t>C05  (25-jarige postgraduaatsstudent)</w:t>
+        <w:t>Casus 1  (25-jarige postgraduaatsstudent)</w:t>
       </w:r>
       <w:r>
         <w:br/>
@@ -81,7 +81,7 @@
         <w:rPr>
           <w:sz w:val="20"/>
         </w:rPr>
-        <w:t>C06  (32-jarige marketingprofessional)</w:t>
+        <w:t>Casus 2  (32-jarige marketingprofessional)</w:t>
       </w:r>
     </w:p>
     <w:p/>
@@ -1092,7 +1092,7 @@
         <w:jc w:val="left"/>
       </w:pPr>
       <w:r>
-        <w:t>Casus C05: 25-jarige postgraduaatsstudent</w:t>
+        <w:t>Casus 1: 25-jarige postgraduaatsstudent</w:t>
       </w:r>
     </w:p>
     <w:p>
@@ -1241,7 +1241,7 @@
         <w:jc w:val="left"/>
       </w:pPr>
       <w:r>
-        <w:t>Casus C06: 32-jarige marketingprofessional</w:t>
+        <w:t>Casus 2: 32-jarige marketingprofessional</w:t>
       </w:r>
     </w:p>
     <w:p>
@@ -1416,7 +1416,7 @@
         <w:jc w:val="left"/>
       </w:pPr>
       <w:r>
-        <w:t>Casus C05: Deel 2</w:t>
+        <w:t>Casus 1: Deel 2</w:t>
       </w:r>
     </w:p>
     <w:p>
@@ -1428,7 +1428,7 @@
         <w:rPr>
           <w:sz w:val="20"/>
         </w:rPr>
-        <w:t>Casus C05: verkorte klachtomschrijving</w:t>
+        <w:t>Casus 1: verkorte klachtomschrijving</w:t>
       </w:r>
       <w:r>
         <w:br/>
@@ -1595,7 +1595,7 @@
         <w:jc w:val="left"/>
       </w:pPr>
       <w:r>
-        <w:t>Casus C06: Deel 2</w:t>
+        <w:t>Casus 2: Deel 2</w:t>
       </w:r>
     </w:p>
     <w:p>
@@ -1607,7 +1607,7 @@
         <w:rPr>
           <w:sz w:val="20"/>
         </w:rPr>
-        <w:t>Casus C06: verkorte klachtomschrijving</w:t>
+        <w:t>Casus 2: verkorte klachtomschrijving</w:t>
       </w:r>
       <w:r>
         <w:br/>
@@ -1800,7 +1800,7 @@
         <w:jc w:val="left"/>
       </w:pPr>
       <w:r>
-        <w:t>Casus C05: Deel 3</w:t>
+        <w:t>Casus 1: Deel 3</w:t>
       </w:r>
     </w:p>
     <w:p>
@@ -1812,7 +1812,7 @@
         <w:rPr>
           <w:sz w:val="20"/>
         </w:rPr>
-        <w:t>Casus C05: 25-jarige postgraduaatsstudent</w:t>
+        <w:t>Casus 1: 25-jarige postgraduaatsstudent</w:t>
       </w:r>
       <w:r>
         <w:br/>
@@ -1991,7 +1991,7 @@
         <w:jc w:val="left"/>
       </w:pPr>
       <w:r>
-        <w:t>Casus C06: Deel 3</w:t>
+        <w:t>Casus 2: Deel 3</w:t>
       </w:r>
     </w:p>
     <w:p>
@@ -2003,7 +2003,7 @@
         <w:rPr>
           <w:sz w:val="20"/>
         </w:rPr>
-        <w:t>Casus C06: 32-jarige marketingprofessional</w:t>
+        <w:t>Casus 2: 32-jarige marketingprofessional</w:t>
       </w:r>
       <w:r>
         <w:br/>
@@ -2208,7 +2208,7 @@
         <w:jc w:val="left"/>
       </w:pPr>
       <w:r>
-        <w:t>Casus C05: Deel 4</w:t>
+        <w:t>Casus 1: Deel 4</w:t>
       </w:r>
     </w:p>
     <w:p>
@@ -2546,7 +2546,7 @@
         <w:jc w:val="left"/>
       </w:pPr>
       <w:r>
-        <w:t>Casus C06: Deel 4</w:t>
+        <w:t>Casus 2: Deel 4</w:t>
       </w:r>
     </w:p>
     <w:p>
@@ -2936,7 +2936,7 @@
         <w:jc w:val="left"/>
       </w:pPr>
       <w:r>
-        <w:t>Casus C05: Deel 5</w:t>
+        <w:t>Casus 1: Deel 5</w:t>
       </w:r>
     </w:p>
     <w:tbl>
@@ -3164,7 +3164,7 @@
         <w:jc w:val="left"/>
       </w:pPr>
       <w:r>
-        <w:t>Casus C06: Deel 5</w:t>
+        <w:t>Casus 2: Deel 5</w:t>
       </w:r>
     </w:p>
     <w:tbl>
@@ -3400,7 +3400,7 @@
         <w:rPr>
           <w:sz w:val="20"/>
         </w:rPr>
-        <w:t>Dank u voor het invullen van alle vijf delen voor uw twee toegewezen casussen (C05 en C06).</w:t>
+        <w:t>Dank u voor het invullen van alle vijf delen voor uw twee toegewezen casussen (Casus 1 en Casus 2).</w:t>
       </w:r>
     </w:p>
     <w:p/>
@@ -3422,7 +3422,7 @@
         <w:rPr>
           <w:sz w:val="20"/>
         </w:rPr>
-        <w:t>□   Ik heb in Deel 1 voor beide casussen (C05 en C06) criteriumlabels ingevuld.</w:t>
+        <w:t>□   Ik heb in Deel 1 voor beide casussen (Casus 1 en Casus 2) criteriumlabels ingevuld.</w:t>
       </w:r>
     </w:p>
     <w:p>

--- a/evaluation/qualtrics/01_HCPs_PRE/separate_HCPs/HCP_3/main.docx
+++ b/evaluation/qualtrics/01_HCPs_PRE/separate_HCPs/HCP_3/main.docx
@@ -1092,7 +1092,7 @@
         <w:jc w:val="left"/>
       </w:pPr>
       <w:r>
-        <w:t>Casus 1: 25-jarige postgraduaatsstudent</w:t>
+        <w:t>Casus 1: 25-jarige postgraduaatsstudent</w:t>
       </w:r>
     </w:p>
     <w:p>
@@ -1241,7 +1241,7 @@
         <w:jc w:val="left"/>
       </w:pPr>
       <w:r>
-        <w:t>Casus 2: 32-jarige marketingprofessional</w:t>
+        <w:t>Casus 2: 32-jarige marketingprofessional</w:t>
       </w:r>
     </w:p>
     <w:p>
@@ -1416,7 +1416,7 @@
         <w:jc w:val="left"/>
       </w:pPr>
       <w:r>
-        <w:t>Casus 1: Deel 2</w:t>
+        <w:t>Casus 1: 25-jarige postgraduaatsstudent -- Deel 2</w:t>
       </w:r>
     </w:p>
     <w:p>
@@ -1428,7 +1428,7 @@
         <w:rPr>
           <w:sz w:val="20"/>
         </w:rPr>
-        <w:t>Casus 1: verkorte klachtomschrijving</w:t>
+        <w:t>Casus 1: verkorte klachtomschrijving</w:t>
       </w:r>
       <w:r>
         <w:br/>
@@ -1595,7 +1595,7 @@
         <w:jc w:val="left"/>
       </w:pPr>
       <w:r>
-        <w:t>Casus 2: Deel 2</w:t>
+        <w:t>Casus 2: 32-jarige marketingprofessional -- Deel 2</w:t>
       </w:r>
     </w:p>
     <w:p>
@@ -1607,7 +1607,7 @@
         <w:rPr>
           <w:sz w:val="20"/>
         </w:rPr>
-        <w:t>Casus 2: verkorte klachtomschrijving</w:t>
+        <w:t>Casus 2: verkorte klachtomschrijving</w:t>
       </w:r>
       <w:r>
         <w:br/>
@@ -1800,7 +1800,7 @@
         <w:jc w:val="left"/>
       </w:pPr>
       <w:r>
-        <w:t>Casus 1: Deel 3</w:t>
+        <w:t>Casus 1: 25-jarige postgraduaatsstudent -- Deel 3</w:t>
       </w:r>
     </w:p>
     <w:p>
@@ -1812,7 +1812,7 @@
         <w:rPr>
           <w:sz w:val="20"/>
         </w:rPr>
-        <w:t>Casus 1: 25-jarige postgraduaatsstudent</w:t>
+        <w:t>Casus 1: 25-jarige postgraduaatsstudent</w:t>
       </w:r>
       <w:r>
         <w:br/>
@@ -1991,7 +1991,7 @@
         <w:jc w:val="left"/>
       </w:pPr>
       <w:r>
-        <w:t>Casus 2: Deel 3</w:t>
+        <w:t>Casus 2: 32-jarige marketingprofessional -- Deel 3</w:t>
       </w:r>
     </w:p>
     <w:p>
@@ -2003,7 +2003,7 @@
         <w:rPr>
           <w:sz w:val="20"/>
         </w:rPr>
-        <w:t>Casus 2: 32-jarige marketingprofessional</w:t>
+        <w:t>Casus 2: 32-jarige marketingprofessional</w:t>
       </w:r>
       <w:r>
         <w:br/>
@@ -2208,7 +2208,7 @@
         <w:jc w:val="left"/>
       </w:pPr>
       <w:r>
-        <w:t>Casus 1: Deel 4</w:t>
+        <w:t>Casus 1: 25-jarige postgraduaatsstudent -- Deel 4</w:t>
       </w:r>
     </w:p>
     <w:p>
@@ -2546,7 +2546,7 @@
         <w:jc w:val="left"/>
       </w:pPr>
       <w:r>
-        <w:t>Casus 2: Deel 4</w:t>
+        <w:t>Casus 2: 32-jarige marketingprofessional -- Deel 4</w:t>
       </w:r>
     </w:p>
     <w:p>
@@ -2936,7 +2936,7 @@
         <w:jc w:val="left"/>
       </w:pPr>
       <w:r>
-        <w:t>Casus 1: Deel 5</w:t>
+        <w:t>Casus 1: 25-jarige postgraduaatsstudent -- Deel 5</w:t>
       </w:r>
     </w:p>
     <w:tbl>
@@ -3164,7 +3164,7 @@
         <w:jc w:val="left"/>
       </w:pPr>
       <w:r>
-        <w:t>Casus 2: Deel 5</w:t>
+        <w:t>Casus 2: 32-jarige marketingprofessional -- Deel 5</w:t>
       </w:r>
     </w:p>
     <w:tbl>

--- a/evaluation/qualtrics/01_HCPs_PRE/separate_HCPs/HCP_3/main.docx
+++ b/evaluation/qualtrics/01_HCPs_PRE/separate_HCPs/HCP_3/main.docx
@@ -1786,7 +1786,7 @@
         <w:rPr>
           <w:sz w:val="20"/>
         </w:rPr>
-        <w:t>Rangschik de 5 standaardpredictoren van hoogste naar laagste klinische prioriteit als behandeldoel. Gebruik hiervoor de 21-daagse monitoring en het bipartiet netwerk (rood = risicofactor, blauw = beschermend, lijndikte ∝ |gewicht|). Zie de bijgevoegde PDF voor het visuele netwerkdiagram met predictoren links en criteria rechts.</w:t>
+        <w:t>Rangschik de 5 standaardpredictoren van hoogste naar laagste klinische prioriteit als behandeldoel. Gebruik hiervoor de 21-daagse monitoring en het bipartiet netwerk (rood = risicofactor, blauw = beschermend, lijndikte ∝ |gewicht|, genormaliseerd binnen elk netwerk).</w:t>
       </w:r>
     </w:p>
     <w:p>
@@ -1846,39 +1846,46 @@
           <w:b/>
           <w:sz w:val="20"/>
         </w:rPr>
-        <w:t>Bipartiet netwerk — predictoren (links) → criteria (rechts)  (zie PDF voor visuele weergave):</w:t>
+        <w:t>Bipartiet netwerk — predictoren (links) → criteria (rechts):</w:t>
       </w:r>
     </w:p>
     <w:p>
-      <w:r>
-        <w:rPr>
-          <w:b/>
-          <w:color w:val="B91C1C"/>
-          <w:sz w:val="18"/>
-        </w:rPr>
-        <w:t xml:space="preserve">  Risicofactoren (rood, positief gewicht):  </w:t>
-      </w:r>
-      <w:r>
-        <w:rPr>
-          <w:sz w:val="18"/>
-        </w:rPr>
-        <w:t>P5 (Geruststellingszoekend gedrag) → CR-2 (Compulsieve mentale controle) (w=+0.78),  P5 (Geruststellingszoekend gedrag) → CR-4 (Tijdsbelasting door OCD) (w=+0.55)</w:t>
-      </w:r>
-    </w:p>
-    <w:p>
-      <w:r>
-        <w:rPr>
-          <w:b/>
-          <w:color w:val="1D4ED8"/>
-          <w:sz w:val="18"/>
-        </w:rPr>
-        <w:t xml:space="preserve">  Beschermende factoren (blauw, negatief gewicht):  </w:t>
-      </w:r>
-      <w:r>
-        <w:rPr>
-          <w:sz w:val="18"/>
-        </w:rPr>
-        <w:t>P1 (Compulsie-uitstel) → CR-2 (Compulsieve mentale controle) (w=-0.82),  P1 (Compulsie-uitstel) → CR-4 (Tijdsbelasting door OCD) (w=-0.78),  P2 (Vermijdingsbeheer) → CR-3 (Vermijding van schaderisico) (w=-0.80),  P3 (Onzekerheidstolerantie) → CR-1 (Intrusieve schadeobsessies) (w=-0.75),  P3 (Onzekerheidstolerantie) → CR-2 (Compulsieve mentale controle) (w=-0.80),  P4 (Slaapkwaliteit) → CR-1 (Intrusieve schadeobsessies) (w=-0.52)</w:t>
+      <w:pPr>
+        <w:jc w:val="center"/>
+      </w:pPr>
+      <w:r>
+        <w:drawing>
+          <wp:inline xmlns:a="http://schemas.openxmlformats.org/drawingml/2006/main" xmlns:pic="http://schemas.openxmlformats.org/drawingml/2006/picture">
+            <wp:extent cx="5303520" cy="3740186"/>
+            <wp:docPr id="1" name="Picture 1"/>
+            <wp:cNvGraphicFramePr>
+              <a:graphicFrameLocks noChangeAspect="1"/>
+            </wp:cNvGraphicFramePr>
+            <a:graphic>
+              <a:graphicData uri="http://schemas.openxmlformats.org/drawingml/2006/picture">
+                <pic:pic>
+                  <pic:nvPicPr>
+                    <pic:cNvPr id="0" name="image.png"/>
+                    <pic:cNvPicPr/>
+                  </pic:nvPicPr>
+                  <pic:blipFill>
+                    <a:blip r:embed="rId9"/>
+                    <a:stretch>
+                      <a:fillRect/>
+                    </a:stretch>
+                  </pic:blipFill>
+                  <pic:spPr>
+                    <a:xfrm>
+                      <a:off x="0" y="0"/>
+                      <a:ext cx="5303520" cy="3740186"/>
+                    </a:xfrm>
+                    <a:prstGeom prst="rect"/>
+                  </pic:spPr>
+                </pic:pic>
+              </a:graphicData>
+            </a:graphic>
+          </wp:inline>
+        </w:drawing>
       </w:r>
     </w:p>
     <w:p/>
@@ -2037,39 +2044,46 @@
           <w:b/>
           <w:sz w:val="20"/>
         </w:rPr>
-        <w:t>Bipartiet netwerk — predictoren (links) → criteria (rechts)  (zie PDF voor visuele weergave):</w:t>
+        <w:t>Bipartiet netwerk — predictoren (links) → criteria (rechts):</w:t>
       </w:r>
     </w:p>
     <w:p>
-      <w:r>
-        <w:rPr>
-          <w:b/>
-          <w:color w:val="B91C1C"/>
-          <w:sz w:val="18"/>
-        </w:rPr>
-        <w:t xml:space="preserve">  Risicofactoren (rood, positief gewicht):  </w:t>
-      </w:r>
-      <w:r>
-        <w:rPr>
-          <w:sz w:val="18"/>
-        </w:rPr>
-        <w:t>P3 (Zelfevaluatiebias) → CR-1 (Prestatieangst op het werk) (w=+0.58),  P3 (Zelfevaluatiebias) → CR-2 (Post-event ruminatie) (w=+0.55),  P4 (Voorbereidingstijd) → CR-3 (Excessieve voorbereiding) (w=+0.82)</w:t>
-      </w:r>
-    </w:p>
-    <w:p>
-      <w:r>
-        <w:rPr>
-          <w:b/>
-          <w:color w:val="1D4ED8"/>
-          <w:sz w:val="18"/>
-        </w:rPr>
-        <w:t xml:space="preserve">  Beschermende factoren (blauw, negatief gewicht):  </w:t>
-      </w:r>
-      <w:r>
-        <w:rPr>
-          <w:sz w:val="18"/>
-        </w:rPr>
-        <w:t>P1 (Professionele exposure) → CR-1 (Prestatieangst op het werk) (w=-0.80),  P1 (Professionele exposure) → CR-4 (Vermijding van zichtbaarheid) (w=-0.82),  P2 (Post-event verwerking) → CR-2 (Post-event ruminatie) (w=-0.78),  P5 (Vermijdingslogging) → CR-4 (Vermijding van zichtbaarheid) (w=-0.72)</w:t>
+      <w:pPr>
+        <w:jc w:val="center"/>
+      </w:pPr>
+      <w:r>
+        <w:drawing>
+          <wp:inline xmlns:a="http://schemas.openxmlformats.org/drawingml/2006/main" xmlns:pic="http://schemas.openxmlformats.org/drawingml/2006/picture">
+            <wp:extent cx="5303520" cy="3746607"/>
+            <wp:docPr id="2" name="Picture 2"/>
+            <wp:cNvGraphicFramePr>
+              <a:graphicFrameLocks noChangeAspect="1"/>
+            </wp:cNvGraphicFramePr>
+            <a:graphic>
+              <a:graphicData uri="http://schemas.openxmlformats.org/drawingml/2006/picture">
+                <pic:pic>
+                  <pic:nvPicPr>
+                    <pic:cNvPr id="0" name="image.png"/>
+                    <pic:cNvPicPr/>
+                  </pic:nvPicPr>
+                  <pic:blipFill>
+                    <a:blip r:embed="rId10"/>
+                    <a:stretch>
+                      <a:fillRect/>
+                    </a:stretch>
+                  </pic:blipFill>
+                  <pic:spPr>
+                    <a:xfrm>
+                      <a:off x="0" y="0"/>
+                      <a:ext cx="5303520" cy="3746607"/>
+                    </a:xfrm>
+                    <a:prstGeom prst="rect"/>
+                  </pic:spPr>
+                </pic:pic>
+              </a:graphicData>
+            </a:graphic>
+          </wp:inline>
+        </w:drawing>
       </w:r>
     </w:p>
     <w:p/>

--- a/evaluation/qualtrics/01_HCPs_PRE/separate_HCPs/HCP_3/main.docx
+++ b/evaluation/qualtrics/01_HCPs_PRE/separate_HCPs/HCP_3/main.docx
@@ -1786,7 +1786,7 @@
         <w:rPr>
           <w:sz w:val="20"/>
         </w:rPr>
-        <w:t>Rangschik de 5 standaardpredictoren van hoogste naar laagste klinische prioriteit als behandeldoel. Gebruik hiervoor de 21-daagse monitoring en het bipartiet netwerk (rood = risicofactor, blauw = beschermend, lijndikte ∝ |gewicht|, genormaliseerd binnen elk netwerk).</w:t>
+        <w:t>Rangschik de 5 standaardpredictoren van hoogste naar laagste klinische prioriteit als behandeldoel. Gebruik hiervoor de 21-daagse monitoring en het bipartiet netwerk (blauw = positief verband, rood = negatief verband; lijndikte ∝ |w|, genormaliseerd binnen elk netwerk).</w:t>
       </w:r>
     </w:p>
     <w:p>
@@ -1841,22 +1841,28 @@
     </w:p>
     <w:p/>
     <w:p>
+      <w:pPr>
+        <w:keepNext/>
+        <w:spacing w:before="120" w:after="40"/>
+      </w:pPr>
       <w:r>
         <w:rPr>
           <w:b/>
+          <w:color w:val="1E3A5F"/>
           <w:sz w:val="20"/>
         </w:rPr>
-        <w:t>Bipartiet netwerk — predictoren (links) → criteria (rechts):</w:t>
+        <w:t>Bipartiet netwerk — predictoren (links) → criteria (rechts)</w:t>
       </w:r>
     </w:p>
     <w:p>
       <w:pPr>
+        <w:spacing w:before="0" w:after="120"/>
         <w:jc w:val="center"/>
       </w:pPr>
       <w:r>
         <w:drawing>
           <wp:inline xmlns:a="http://schemas.openxmlformats.org/drawingml/2006/main" xmlns:pic="http://schemas.openxmlformats.org/drawingml/2006/picture">
-            <wp:extent cx="5303520" cy="3740186"/>
+            <wp:extent cx="5120640" cy="3654881"/>
             <wp:docPr id="1" name="Picture 1"/>
             <wp:cNvGraphicFramePr>
               <a:graphicFrameLocks noChangeAspect="1"/>
@@ -1877,7 +1883,7 @@
                   <pic:spPr>
                     <a:xfrm>
                       <a:off x="0" y="0"/>
-                      <a:ext cx="5303520" cy="3740186"/>
+                      <a:ext cx="5120640" cy="3654881"/>
                     </a:xfrm>
                     <a:prstGeom prst="rect"/>
                   </pic:spPr>
@@ -2039,22 +2045,28 @@
     </w:p>
     <w:p/>
     <w:p>
+      <w:pPr>
+        <w:keepNext/>
+        <w:spacing w:before="120" w:after="40"/>
+      </w:pPr>
       <w:r>
         <w:rPr>
           <w:b/>
+          <w:color w:val="1E3A5F"/>
           <w:sz w:val="20"/>
         </w:rPr>
-        <w:t>Bipartiet netwerk — predictoren (links) → criteria (rechts):</w:t>
+        <w:t>Bipartiet netwerk — predictoren (links) → criteria (rechts)</w:t>
       </w:r>
     </w:p>
     <w:p>
       <w:pPr>
+        <w:spacing w:before="0" w:after="120"/>
         <w:jc w:val="center"/>
       </w:pPr>
       <w:r>
         <w:drawing>
           <wp:inline xmlns:a="http://schemas.openxmlformats.org/drawingml/2006/main" xmlns:pic="http://schemas.openxmlformats.org/drawingml/2006/picture">
-            <wp:extent cx="5303520" cy="3746607"/>
+            <wp:extent cx="5120640" cy="3657600"/>
             <wp:docPr id="2" name="Picture 2"/>
             <wp:cNvGraphicFramePr>
               <a:graphicFrameLocks noChangeAspect="1"/>
@@ -2075,7 +2087,7 @@
                   <pic:spPr>
                     <a:xfrm>
                       <a:off x="0" y="0"/>
-                      <a:ext cx="5303520" cy="3746607"/>
+                      <a:ext cx="5120640" cy="3657600"/>
                     </a:xfrm>
                     <a:prstGeom prst="rect"/>
                   </pic:spPr>

--- a/evaluation/qualtrics/01_HCPs_PRE/separate_HCPs/HCP_3/main.docx
+++ b/evaluation/qualtrics/01_HCPs_PRE/separate_HCPs/HCP_3/main.docx
@@ -847,7 +847,7 @@
               <w:rPr>
                 <w:sz w:val="18"/>
               </w:rPr>
-              <w:t>Selecteer exact 5 EMA-items uit de lijst van 20</w:t>
+              <w:t>Selecteer exact 6 EMA-items uit de lijst van 20</w:t>
             </w:r>
           </w:p>
         </w:tc>
@@ -2220,7 +2220,7 @@
         <w:rPr>
           <w:sz w:val="20"/>
         </w:rPr>
-        <w:t>Selecteer per casus EXACT 5 EMA-items uit een lijst van 20. Start vanuit de gestandaardiseerde behandeldoelen en kies de 5 dagelijkse EMA-items die daar het best op aansluiten als directe subpredictoren. Verkies klinisch relevante breedte boven irrelevante of perifere items.</w:t>
+        <w:t>Selecteer per casus EXACT 6 EMA-items uit een lijst van 20: 2 sub-predictoren per behandeldoel (3 x 2 = 6). Start vanuit de gestandaardiseerde behandeldoelen en kies per behandeldoel 2 dagelijkse EMA-items die daar het best op aansluiten als directe subpredictoren. Verkies klinisch relevante breedte boven irrelevante of perifere items.</w:t>
       </w:r>
     </w:p>
     <w:p>
@@ -2307,7 +2307,7 @@
           <w:b/>
           <w:sz w:val="20"/>
         </w:rPr>
-        <w:t>Opdracht: selecteer EXACT 5 EMA-items die het best passen als volgende subpredictoren. Vink de 5 geselecteerde items aan.</w:t>
+        <w:t>Opdracht: selecteer EXACT 6 EMA-items (2 per behandeldoel) die het best passen als volgende subpredictoren. Vink de 6 geselecteerde items aan.</w:t>
       </w:r>
     </w:p>
     <w:p/>
@@ -2332,7 +2332,7 @@
         <w:rPr>
           <w:sz w:val="20"/>
         </w:rPr>
-        <w:t xml:space="preserve"> 2.  □  Compulsie-uitstelpoging duur (min)</w:t>
+        <w:t xml:space="preserve"> 2.  □  Minuten gewacht voor uitvoeren van een compulsie (min)</w:t>
       </w:r>
     </w:p>
     <w:p>
@@ -2356,7 +2356,7 @@
         <w:rPr>
           <w:sz w:val="20"/>
         </w:rPr>
-        <w:t xml:space="preserve"> 4.  □  Spierspanning in de schouders (0--10)</w:t>
+        <w:t xml:space="preserve"> 4.  □  Compulsieve handeling volledig uitgesteld (ja/nee)</w:t>
       </w:r>
     </w:p>
     <w:p>
@@ -2368,7 +2368,7 @@
         <w:rPr>
           <w:sz w:val="20"/>
         </w:rPr>
-        <w:t xml:space="preserve"> 5.  □  Vermijdingssituatie betreden ondanks obsessie (ja/nee)</w:t>
+        <w:t xml:space="preserve"> 5.  □  Spierspanning in de schouders (0--10)</w:t>
       </w:r>
     </w:p>
     <w:p>
@@ -2380,7 +2380,7 @@
         <w:rPr>
           <w:sz w:val="20"/>
         </w:rPr>
-        <w:t xml:space="preserve"> 6.  □  Aantal sociale afspraken vandaag (aantal)</w:t>
+        <w:t xml:space="preserve"> 6.  □  Cafeine-inname na de middag (aantal)</w:t>
       </w:r>
     </w:p>
     <w:p>
@@ -2392,7 +2392,7 @@
         <w:rPr>
           <w:sz w:val="20"/>
         </w:rPr>
-        <w:t xml:space="preserve"> 7.  □  Cafeine-inname na de middag (aantal)</w:t>
+        <w:t xml:space="preserve"> 7.  □  Vermeden situatie betreden zonder compulsie (ja/nee)</w:t>
       </w:r>
     </w:p>
     <w:p>
@@ -2404,7 +2404,7 @@
         <w:rPr>
           <w:sz w:val="20"/>
         </w:rPr>
-        <w:t xml:space="preserve"> 8.  □  Onzekerheidstolerantieoefening uitgevoerd (ja/nee)</w:t>
+        <w:t xml:space="preserve"> 8.  □  Studie-uren vandaag (uren)</w:t>
       </w:r>
     </w:p>
     <w:p>
@@ -2416,7 +2416,7 @@
         <w:rPr>
           <w:sz w:val="20"/>
         </w:rPr>
-        <w:t xml:space="preserve"> 9.  □  Studie-uren vandaag (uren)</w:t>
+        <w:t xml:space="preserve"> 9.  □  Somatische angstsensaties (0--10)</w:t>
       </w:r>
     </w:p>
     <w:p>
@@ -2428,7 +2428,7 @@
         <w:rPr>
           <w:sz w:val="20"/>
         </w:rPr>
-        <w:t>10.  □  Somatische angstsensaties (0--10)</w:t>
+        <w:t>10.  □  Duur verblijf in obsessie-activerende situatie zonder vermijden (min)</w:t>
       </w:r>
     </w:p>
     <w:p>
@@ -2440,7 +2440,7 @@
         <w:rPr>
           <w:sz w:val="20"/>
         </w:rPr>
-        <w:t>11.  □  Weerstand geboden aan herhalingsgedachte (0--10)</w:t>
+        <w:t>11.  □  Maaltijdlust vandaag (0--10)</w:t>
       </w:r>
     </w:p>
     <w:p>
@@ -2452,7 +2452,7 @@
         <w:rPr>
           <w:sz w:val="20"/>
         </w:rPr>
-        <w:t>12.  □  Lichamelijke activiteit vandaag (min)</w:t>
+        <w:t>12.  □  Slaapritme consistent gevolgd (ja/nee)</w:t>
       </w:r>
     </w:p>
     <w:p>
@@ -2464,7 +2464,7 @@
         <w:rPr>
           <w:sz w:val="20"/>
         </w:rPr>
-        <w:t>13.  □  Maaltijdlust vandaag (0--10)</w:t>
+        <w:t>13.  □  Onzekerheid getolereerd zonder controlehandeling (min)</w:t>
       </w:r>
     </w:p>
     <w:p>
@@ -2476,7 +2476,7 @@
         <w:rPr>
           <w:sz w:val="20"/>
         </w:rPr>
-        <w:t>14.  □  Slaapritme consistent gevolgd (ja/nee)</w:t>
+        <w:t>14.  □  Geruststelling gevraagd (aantal)</w:t>
       </w:r>
     </w:p>
     <w:p>
@@ -2488,7 +2488,7 @@
         <w:rPr>
           <w:sz w:val="20"/>
         </w:rPr>
-        <w:t>15.  □  Emotieregulatievaardigheid gebruikt (ja/nee)</w:t>
+        <w:t>15.  □  Alcoholinname in de avond (aantal)</w:t>
       </w:r>
     </w:p>
     <w:p>
@@ -2500,7 +2500,7 @@
         <w:rPr>
           <w:sz w:val="20"/>
         </w:rPr>
-        <w:t>16.  □  Geruststelling gevraagd (aantal)</w:t>
+        <w:t>16.  □  Onzekerheidstolerantieoefening bewust uitgevoerd (ja/nee)</w:t>
       </w:r>
     </w:p>
     <w:p>
@@ -2512,7 +2512,7 @@
         <w:rPr>
           <w:sz w:val="20"/>
         </w:rPr>
-        <w:t>17.  □  Alcoholinname in de avond (aantal)</w:t>
+        <w:t>17.  □  Concentratie tijdens studeren (0--10)</w:t>
       </w:r>
     </w:p>
     <w:p>
@@ -2524,7 +2524,7 @@
         <w:rPr>
           <w:sz w:val="20"/>
         </w:rPr>
-        <w:t>18.  □  Concentratie tijdens studeren (0--10)</w:t>
+        <w:t>18.  □  Contact met vrienden vandaag (ja/nee)</w:t>
       </w:r>
     </w:p>
     <w:p>
@@ -2536,7 +2536,7 @@
         <w:rPr>
           <w:sz w:val="20"/>
         </w:rPr>
-        <w:t>19.  □  Contact met vrienden vandaag (ja/nee)</w:t>
+        <w:t>19.  □  Aantal sociale afspraken vandaag (aantal)</w:t>
       </w:r>
     </w:p>
     <w:p>
@@ -2548,7 +2548,7 @@
         <w:rPr>
           <w:sz w:val="20"/>
         </w:rPr>
-        <w:t>20.  □  Ochtendstemming bij ontwaken (0--10)</w:t>
+        <w:t>20.  □  Lichamelijke activiteit vandaag (min)</w:t>
       </w:r>
     </w:p>
     <w:p/>
@@ -2558,7 +2558,7 @@
           <w:b/>
           <w:sz w:val="20"/>
         </w:rPr>
-        <w:t>Totaal geselecteerd: _____ / 5</w:t>
+        <w:t>Totaal geselecteerd: _____ / 6</w:t>
       </w:r>
     </w:p>
     <w:p>
@@ -2645,7 +2645,7 @@
           <w:b/>
           <w:sz w:val="20"/>
         </w:rPr>
-        <w:t>Opdracht: selecteer EXACT 5 EMA-items die het best passen als volgende subpredictoren. Vink de 5 geselecteerde items aan.</w:t>
+        <w:t>Opdracht: selecteer EXACT 6 EMA-items (2 per behandeldoel) die het best passen als volgende subpredictoren. Vink de 6 geselecteerde items aan.</w:t>
       </w:r>
     </w:p>
     <w:p/>
@@ -2670,7 +2670,7 @@
         <w:rPr>
           <w:sz w:val="20"/>
         </w:rPr>
-        <w:t xml:space="preserve"> 2.  □  Aantal koffies voor een meeting (aantal)</w:t>
+        <w:t xml:space="preserve"> 2.  □  Professionele situatie bewust opgezocht (ja/nee)</w:t>
       </w:r>
     </w:p>
     <w:p>
@@ -2682,7 +2682,7 @@
         <w:rPr>
           <w:sz w:val="20"/>
         </w:rPr>
-        <w:t xml:space="preserve"> 3.  □  Professionele exposure-oefening uitgevoerd (ja/nee)</w:t>
+        <w:t xml:space="preserve"> 3.  □  Aantal koffies voor een afspraak (aantal)</w:t>
       </w:r>
     </w:p>
     <w:p>
@@ -2706,7 +2706,7 @@
         <w:rPr>
           <w:sz w:val="20"/>
         </w:rPr>
-        <w:t xml:space="preserve"> 5.  □  Post-event verwerkingstijd (min)</w:t>
+        <w:t xml:space="preserve"> 5.  □  Spreektijd in een vergadering of meeting (min)</w:t>
       </w:r>
     </w:p>
     <w:p>
@@ -2718,7 +2718,7 @@
         <w:rPr>
           <w:sz w:val="20"/>
         </w:rPr>
-        <w:t xml:space="preserve"> 6.  □  Werkuren vandaag (uren)</w:t>
+        <w:t xml:space="preserve"> 6.  □  Positieve feedback ontvangen (ja/nee)</w:t>
       </w:r>
     </w:p>
     <w:p>
@@ -2730,7 +2730,7 @@
         <w:rPr>
           <w:sz w:val="20"/>
         </w:rPr>
-        <w:t xml:space="preserve"> 7.  □  Positieve feedback ontvangen (ja/nee)</w:t>
+        <w:t xml:space="preserve"> 7.  □  Naverwerking van professionele prestatie in avond (min)</w:t>
       </w:r>
     </w:p>
     <w:p>
@@ -2742,7 +2742,7 @@
         <w:rPr>
           <w:sz w:val="20"/>
         </w:rPr>
-        <w:t xml:space="preserve"> 8.  □  Vermeden kans gedocumenteerd (ja/nee)</w:t>
+        <w:t xml:space="preserve"> 8.  □  Werkuren vandaag (uren)</w:t>
       </w:r>
     </w:p>
     <w:p>
@@ -2754,7 +2754,7 @@
         <w:rPr>
           <w:sz w:val="20"/>
         </w:rPr>
-        <w:t xml:space="preserve"> 9.  □  Aantal sociale berichten verstuurd (aantal)</w:t>
+        <w:t xml:space="preserve"> 9.  □  Middagpauze genomen (ja/nee)</w:t>
       </w:r>
     </w:p>
     <w:p>
@@ -2766,7 +2766,7 @@
         <w:rPr>
           <w:sz w:val="20"/>
         </w:rPr>
-        <w:t>10.  □  Middagpauze genomen (ja/nee)</w:t>
+        <w:t>10.  □  Mentale replay van een situatie voor het slapengaan (ja/nee)</w:t>
       </w:r>
     </w:p>
     <w:p>
@@ -2802,7 +2802,7 @@
         <w:rPr>
           <w:sz w:val="20"/>
         </w:rPr>
-        <w:t>13.  □  Eetlust voor de lunch (0--10)</w:t>
+        <w:t>13.  □  Gemiste professionele kans genoteerd (ja/nee)</w:t>
       </w:r>
     </w:p>
     <w:p>
@@ -2814,7 +2814,7 @@
         <w:rPr>
           <w:sz w:val="20"/>
         </w:rPr>
-        <w:t>14.  □  Aerobe beweging vandaag (min)</w:t>
+        <w:t>14.  □  Eetlust voor de lunch (0--10)</w:t>
       </w:r>
     </w:p>
     <w:p>
@@ -2826,7 +2826,7 @@
         <w:rPr>
           <w:sz w:val="20"/>
         </w:rPr>
-        <w:t>15.  □  Irritatie naar collega's (0--10)</w:t>
+        <w:t>15.  □  Aerobe beweging vandaag (min)</w:t>
       </w:r>
     </w:p>
     <w:p>
@@ -2838,7 +2838,7 @@
         <w:rPr>
           <w:sz w:val="20"/>
         </w:rPr>
-        <w:t>16.  □  Pre-event voorbereidingstijd (min)</w:t>
+        <w:t>16.  □  Vermijdingsepisode in logboek bijgehouden (ja/nee)</w:t>
       </w:r>
     </w:p>
     <w:p>
@@ -2850,7 +2850,7 @@
         <w:rPr>
           <w:sz w:val="20"/>
         </w:rPr>
-        <w:t>17.  □  Alcoholinname na het werk (aantal)</w:t>
+        <w:t>17.  □  Irritatie naar collega's (0--10)</w:t>
       </w:r>
     </w:p>
     <w:p>
@@ -2874,7 +2874,7 @@
         <w:rPr>
           <w:sz w:val="20"/>
         </w:rPr>
-        <w:t>19.  □  Aantal huishoudelijke taken afgerond (aantal)</w:t>
+        <w:t>19.  □  Aantal sociale berichten verstuurd (aantal)</w:t>
       </w:r>
     </w:p>
     <w:p>
@@ -2896,7 +2896,7 @@
           <w:b/>
           <w:sz w:val="20"/>
         </w:rPr>
-        <w:t>Totaal geselecteerd: _____ / 5</w:t>
+        <w:t>Totaal geselecteerd: _____ / 6</w:t>
       </w:r>
     </w:p>
     <w:p>
@@ -3484,7 +3484,7 @@
         <w:rPr>
           <w:sz w:val="20"/>
         </w:rPr>
-        <w:t>□   Ik heb in Deel 4 voor beide casussen exact 5 EMA-items geselecteerd.</w:t>
+        <w:t>□   Ik heb in Deel 4 voor beide casussen exact 6 EMA-items geselecteerd.</w:t>
       </w:r>
     </w:p>
     <w:p>

--- a/evaluation/qualtrics/01_HCPs_PRE/separate_HCPs/HCP_3/main.docx
+++ b/evaluation/qualtrics/01_HCPs_PRE/separate_HCPs/HCP_3/main.docx
@@ -2320,7 +2320,7 @@
         <w:rPr>
           <w:sz w:val="20"/>
         </w:rPr>
-        <w:t xml:space="preserve"> 1.  □  Schermtijd na 22.00 uur (min)</w:t>
+        <w:t xml:space="preserve"> 1.  □  Schermtijd na 22.00 uur bewust beperkt (min)</w:t>
       </w:r>
     </w:p>
     <w:p>
@@ -2332,7 +2332,7 @@
         <w:rPr>
           <w:sz w:val="20"/>
         </w:rPr>
-        <w:t xml:space="preserve"> 2.  □  Minuten gewacht voor uitvoeren van een compulsie (min)</w:t>
+        <w:t xml:space="preserve"> 2.  □  Minuten gewacht voor uitvoeren van een compulsieve handeling (min)</w:t>
       </w:r>
     </w:p>
     <w:p>
@@ -2344,7 +2344,7 @@
         <w:rPr>
           <w:sz w:val="20"/>
         </w:rPr>
-        <w:t xml:space="preserve"> 3.  □  Slaapduur afgelopen nacht (uren)</w:t>
+        <w:t xml:space="preserve"> 3.  □  Slaaptijdstip consistent aangehouden (ja/nee)</w:t>
       </w:r>
     </w:p>
     <w:p>
@@ -2356,7 +2356,7 @@
         <w:rPr>
           <w:sz w:val="20"/>
         </w:rPr>
-        <w:t xml:space="preserve"> 4.  □  Compulsieve handeling volledig uitgesteld (ja/nee)</w:t>
+        <w:t xml:space="preserve"> 4.  □  Compulsieve handeling volledig uitgesteld tot later of niet uitgevoerd (ja/nee)</w:t>
       </w:r>
     </w:p>
     <w:p>
@@ -2368,7 +2368,7 @@
         <w:rPr>
           <w:sz w:val="20"/>
         </w:rPr>
-        <w:t xml:space="preserve"> 5.  □  Spierspanning in de schouders (0--10)</w:t>
+        <w:t xml:space="preserve"> 5.  □  Ontspanningsoefening of grondingsoefening bewust uitgevoerd (min)</w:t>
       </w:r>
     </w:p>
     <w:p>
@@ -2392,7 +2392,7 @@
         <w:rPr>
           <w:sz w:val="20"/>
         </w:rPr>
-        <w:t xml:space="preserve"> 7.  □  Vermeden situatie betreden zonder compulsie (ja/nee)</w:t>
+        <w:t xml:space="preserve"> 7.  □  Vermeden situatie bewust betreden zonder uitvoering van compulsie (ja/nee)</w:t>
       </w:r>
     </w:p>
     <w:p>
@@ -2404,7 +2404,7 @@
         <w:rPr>
           <w:sz w:val="20"/>
         </w:rPr>
-        <w:t xml:space="preserve"> 8.  □  Studie-uren vandaag (uren)</w:t>
+        <w:t xml:space="preserve"> 8.  □  Sociale activiteit bijgewoond of sociaal contact bewust gezocht (ja/nee)</w:t>
       </w:r>
     </w:p>
     <w:p>
@@ -2416,7 +2416,7 @@
         <w:rPr>
           <w:sz w:val="20"/>
         </w:rPr>
-        <w:t xml:space="preserve"> 9.  □  Somatische angstsensaties (0--10)</w:t>
+        <w:t xml:space="preserve"> 9.  □  Bewuste activiteit gekozen als alternatief voor obsessief piekeren (min)</w:t>
       </w:r>
     </w:p>
     <w:p>
@@ -2440,7 +2440,7 @@
         <w:rPr>
           <w:sz w:val="20"/>
         </w:rPr>
-        <w:t>11.  □  Maaltijdlust vandaag (0--10)</w:t>
+        <w:t>11.  □  Geruststellingsvraag bewust nagelaten (aantal)</w:t>
       </w:r>
     </w:p>
     <w:p>
@@ -2464,7 +2464,7 @@
         <w:rPr>
           <w:sz w:val="20"/>
         </w:rPr>
-        <w:t>13.  □  Onzekerheid getolereerd zonder controlehandeling (min)</w:t>
+        <w:t>13.  □  Onzekerheid bewust getolereerd zonder controle- of compulsieve handeling (min)</w:t>
       </w:r>
     </w:p>
     <w:p>
@@ -2476,7 +2476,7 @@
         <w:rPr>
           <w:sz w:val="20"/>
         </w:rPr>
-        <w:t>14.  □  Geruststelling gevraagd (aantal)</w:t>
+        <w:t>14.  □  Maaltijdmoment op vaste tijd aangehouden (ja/nee)</w:t>
       </w:r>
     </w:p>
     <w:p>
@@ -2488,7 +2488,7 @@
         <w:rPr>
           <w:sz w:val="20"/>
         </w:rPr>
-        <w:t>15.  □  Alcoholinname in de avond (aantal)</w:t>
+        <w:t>15.  □  Alcoholinname vanavond (eenheden)</w:t>
       </w:r>
     </w:p>
     <w:p>
@@ -2500,7 +2500,7 @@
         <w:rPr>
           <w:sz w:val="20"/>
         </w:rPr>
-        <w:t>16.  □  Onzekerheidstolerantieoefening bewust uitgevoerd (ja/nee)</w:t>
+        <w:t>16.  □  Onzekerheidstolerantieoefening bewust en gepland uitgevoerd (ja/nee)</w:t>
       </w:r>
     </w:p>
     <w:p>
@@ -2512,7 +2512,7 @@
         <w:rPr>
           <w:sz w:val="20"/>
         </w:rPr>
-        <w:t>17.  □  Concentratie tijdens studeren (0--10)</w:t>
+        <w:t>17.  □  Gefocuste studieoefening of pomodoro-blok bijgehouden (aantal)</w:t>
       </w:r>
     </w:p>
     <w:p>
@@ -2524,7 +2524,7 @@
         <w:rPr>
           <w:sz w:val="20"/>
         </w:rPr>
-        <w:t>18.  □  Contact met vrienden vandaag (ja/nee)</w:t>
+        <w:t>18.  □  Contact met vrienden of bekenden vandaag bewust gezocht (ja/nee)</w:t>
       </w:r>
     </w:p>
     <w:p>
@@ -2536,7 +2536,7 @@
         <w:rPr>
           <w:sz w:val="20"/>
         </w:rPr>
-        <w:t>19.  □  Aantal sociale afspraken vandaag (aantal)</w:t>
+        <w:t>19.  □  Waterinname vandaag (glazen)</w:t>
       </w:r>
     </w:p>
     <w:p>
@@ -2548,7 +2548,7 @@
         <w:rPr>
           <w:sz w:val="20"/>
         </w:rPr>
-        <w:t>20.  □  Lichamelijke activiteit vandaag (min)</w:t>
+        <w:t>20.  □  Lichaamsbeweging of sport vandaag (min)</w:t>
       </w:r>
     </w:p>
     <w:p/>
@@ -2658,7 +2658,7 @@
         <w:rPr>
           <w:sz w:val="20"/>
         </w:rPr>
-        <w:t xml:space="preserve"> 1.  □  Slaapduur afgelopen nacht (uren)</w:t>
+        <w:t xml:space="preserve"> 1.  □  Consistent slaap- en waktijdstip aangehouden (ja/nee)</w:t>
       </w:r>
     </w:p>
     <w:p>
@@ -2670,7 +2670,7 @@
         <w:rPr>
           <w:sz w:val="20"/>
         </w:rPr>
-        <w:t xml:space="preserve"> 2.  □  Professionele situatie bewust opgezocht (ja/nee)</w:t>
+        <w:t xml:space="preserve"> 2.  □  Professionele situatie bewust opgezocht of niet vermeden (ja/nee)</w:t>
       </w:r>
     </w:p>
     <w:p>
@@ -2682,7 +2682,7 @@
         <w:rPr>
           <w:sz w:val="20"/>
         </w:rPr>
-        <w:t xml:space="preserve"> 3.  □  Aantal koffies voor een afspraak (aantal)</w:t>
+        <w:t xml:space="preserve"> 3.  □  Cafeine-inname voor een professionele afspraak bewust beperkt (ja/nee)</w:t>
       </w:r>
     </w:p>
     <w:p>
@@ -2694,7 +2694,7 @@
         <w:rPr>
           <w:sz w:val="20"/>
         </w:rPr>
-        <w:t xml:space="preserve"> 4.  □  Lichamelijke spanning voor het werk (0--10)</w:t>
+        <w:t xml:space="preserve"> 4.  □  Ontspanningsoefening voor een stressvolle werksituatie bewust uitgevoerd (min)</w:t>
       </w:r>
     </w:p>
     <w:p>
@@ -2706,7 +2706,7 @@
         <w:rPr>
           <w:sz w:val="20"/>
         </w:rPr>
-        <w:t xml:space="preserve"> 5.  □  Spreektijd in een vergadering of meeting (min)</w:t>
+        <w:t xml:space="preserve"> 5.  □  Spreektijd of actieve bijdrage in vergadering bewust geleverd (min)</w:t>
       </w:r>
     </w:p>
     <w:p>
@@ -2718,7 +2718,7 @@
         <w:rPr>
           <w:sz w:val="20"/>
         </w:rPr>
-        <w:t xml:space="preserve"> 6.  □  Positieve feedback ontvangen (ja/nee)</w:t>
+        <w:t xml:space="preserve"> 6.  □  Positieve professionele ervaring bewust genoteerd (ja/nee)</w:t>
       </w:r>
     </w:p>
     <w:p>
@@ -2730,7 +2730,7 @@
         <w:rPr>
           <w:sz w:val="20"/>
         </w:rPr>
-        <w:t xml:space="preserve"> 7.  □  Naverwerking van professionele prestatie in avond (min)</w:t>
+        <w:t xml:space="preserve"> 7.  □  Tijd besteed aan naverwerking van professionele prestatie in avond (min)</w:t>
       </w:r>
     </w:p>
     <w:p>
@@ -2742,7 +2742,7 @@
         <w:rPr>
           <w:sz w:val="20"/>
         </w:rPr>
-        <w:t xml:space="preserve"> 8.  □  Werkuren vandaag (uren)</w:t>
+        <w:t xml:space="preserve"> 8.  □  Werkuren op kantoor of thuis vandaag (uren)</w:t>
       </w:r>
     </w:p>
     <w:p>
@@ -2754,7 +2754,7 @@
         <w:rPr>
           <w:sz w:val="20"/>
         </w:rPr>
-        <w:t xml:space="preserve"> 9.  □  Middagpauze genomen (ja/nee)</w:t>
+        <w:t xml:space="preserve"> 9.  □  Middagpauze bewust en schermvrij genomen (ja/nee)</w:t>
       </w:r>
     </w:p>
     <w:p>
@@ -2766,7 +2766,7 @@
         <w:rPr>
           <w:sz w:val="20"/>
         </w:rPr>
-        <w:t>10.  □  Mentale replay van een situatie voor het slapengaan (ja/nee)</w:t>
+        <w:t>10.  □  Mentale replay van professionele situatie voor slapengaan bewust gestopt (ja/nee)</w:t>
       </w:r>
     </w:p>
     <w:p>
@@ -2790,7 +2790,7 @@
         <w:rPr>
           <w:sz w:val="20"/>
         </w:rPr>
-        <w:t>12.  □  Zelfevaluatie vergeleken met externe feedback (ja/nee)</w:t>
+        <w:t>12.  □  Zelfevaluatie vergeleken met ontvangen externe feedback (ja/nee)</w:t>
       </w:r>
     </w:p>
     <w:p>
@@ -2802,7 +2802,7 @@
         <w:rPr>
           <w:sz w:val="20"/>
         </w:rPr>
-        <w:t>13.  □  Gemiste professionele kans genoteerd (ja/nee)</w:t>
+        <w:t>13.  □  Gemiste professionele kans of bewust uitwijking genoteerd (ja/nee)</w:t>
       </w:r>
     </w:p>
     <w:p>
@@ -2814,7 +2814,7 @@
         <w:rPr>
           <w:sz w:val="20"/>
         </w:rPr>
-        <w:t>14.  □  Eetlust voor de lunch (0--10)</w:t>
+        <w:t>14.  □  Lunchpauze bewust genomen weg van het scherm (ja/nee)</w:t>
       </w:r>
     </w:p>
     <w:p>
@@ -2826,7 +2826,7 @@
         <w:rPr>
           <w:sz w:val="20"/>
         </w:rPr>
-        <w:t>15.  □  Aerobe beweging vandaag (min)</w:t>
+        <w:t>15.  □  Aerobe beweging of sport vandaag uitgevoerd (min)</w:t>
       </w:r>
     </w:p>
     <w:p>
@@ -2838,7 +2838,7 @@
         <w:rPr>
           <w:sz w:val="20"/>
         </w:rPr>
-        <w:t>16.  □  Vermijdingsepisode in logboek bijgehouden (ja/nee)</w:t>
+        <w:t>16.  □  Vermijdingsepisode (bewust afgeslagen kans) in logboek bijgehouden (ja/nee)</w:t>
       </w:r>
     </w:p>
     <w:p>
@@ -2850,7 +2850,7 @@
         <w:rPr>
           <w:sz w:val="20"/>
         </w:rPr>
-        <w:t>17.  □  Irritatie naar collega's (0--10)</w:t>
+        <w:t>17.  □  Assertieve of constructieve reactie bewust gekozen in werkconflict (ja/nee)</w:t>
       </w:r>
     </w:p>
     <w:p>
@@ -2862,7 +2862,7 @@
         <w:rPr>
           <w:sz w:val="20"/>
         </w:rPr>
-        <w:t>18.  □  Ochtendmoeheid (0--10)</w:t>
+        <w:t>18.  □  Ochtendactiviteit voor werk uitgevoerd als dagstarter (min)</w:t>
       </w:r>
     </w:p>
     <w:p>
@@ -2874,7 +2874,7 @@
         <w:rPr>
           <w:sz w:val="20"/>
         </w:rPr>
-        <w:t>19.  □  Aantal sociale berichten verstuurd (aantal)</w:t>
+        <w:t>19.  □  Aantal sociale berichten verstuurd of reactie gegeven (aantal)</w:t>
       </w:r>
     </w:p>
     <w:p>
@@ -2886,7 +2886,7 @@
         <w:rPr>
           <w:sz w:val="20"/>
         </w:rPr>
-        <w:t>20.  □  Sociale steun gevraagd (ja/nee)</w:t>
+        <w:t>20.  □  Sociale steun of begeleiding bewust gevraagd (ja/nee)</w:t>
       </w:r>
     </w:p>
     <w:p/>

--- a/evaluation/qualtrics/01_HCPs_PRE/separate_HCPs/HCP_3/main.docx
+++ b/evaluation/qualtrics/01_HCPs_PRE/separate_HCPs/HCP_3/main.docx
@@ -1070,6 +1070,17 @@
       </w:r>
     </w:p>
     <w:p>
+      <w:pPr/>
+      <w:r>
+        <w:rPr>
+          <w:i/>
+          <w:sz w:val="20"/>
+          <w:szCs w:val="20"/>
+        </w:rPr>
+        <w:t xml:space="preserve">Hoe formuleert u een correct symptoomlabel?</w:t>
+      </w:r>
+    </w:p>
+    <w:p>
       <w:pPr>
         <w:jc w:val="left"/>
         <w:shd w:val="clear" w:color="auto" w:fill="DBEAFE"/>
@@ -1140,7 +1151,7 @@
           <w:b/>
           <w:sz w:val="20"/>
         </w:rPr>
-        <w:t xml:space="preserve">Criterium 1  Label (2-5 woorden):  </w:t>
+        <w:t xml:space="preserve">Criterium 1  Label:  </w:t>
       </w:r>
       <w:r>
         <w:rPr>
@@ -1156,7 +1167,7 @@
           <w:b/>
           <w:sz w:val="20"/>
         </w:rPr>
-        <w:t xml:space="preserve">Criterium 2  Label (2-5 woorden):  </w:t>
+        <w:t xml:space="preserve">Criterium 2  Label:  </w:t>
       </w:r>
       <w:r>
         <w:rPr>
@@ -1172,7 +1183,7 @@
           <w:b/>
           <w:sz w:val="20"/>
         </w:rPr>
-        <w:t xml:space="preserve">Criterium 3  Label (2-5 woorden):  </w:t>
+        <w:t xml:space="preserve">Criterium 3  Label:  </w:t>
       </w:r>
       <w:r>
         <w:rPr>
@@ -1188,7 +1199,7 @@
           <w:b/>
           <w:sz w:val="20"/>
         </w:rPr>
-        <w:t xml:space="preserve">Criterium 4  Label (2-5 woorden):  </w:t>
+        <w:t xml:space="preserve">Criterium 4  Label:  </w:t>
       </w:r>
       <w:r>
         <w:rPr>
@@ -1204,7 +1215,7 @@
           <w:b/>
           <w:sz w:val="20"/>
         </w:rPr>
-        <w:t xml:space="preserve">Criterium 5  Label (2-5 woorden):  </w:t>
+        <w:t xml:space="preserve">Criterium 5  Label:  </w:t>
       </w:r>
       <w:r>
         <w:rPr>
@@ -1220,7 +1231,7 @@
           <w:b/>
           <w:sz w:val="20"/>
         </w:rPr>
-        <w:t xml:space="preserve">Criterium 6  Label (2-5 woorden):  </w:t>
+        <w:t xml:space="preserve">Criterium 6  Label:  </w:t>
       </w:r>
       <w:r>
         <w:rPr>
@@ -1289,7 +1300,7 @@
           <w:b/>
           <w:sz w:val="20"/>
         </w:rPr>
-        <w:t xml:space="preserve">Criterium 1  Label (2-5 woorden):  </w:t>
+        <w:t xml:space="preserve">Criterium 1  Label:  </w:t>
       </w:r>
       <w:r>
         <w:rPr>
@@ -1305,7 +1316,7 @@
           <w:b/>
           <w:sz w:val="20"/>
         </w:rPr>
-        <w:t xml:space="preserve">Criterium 2  Label (2-5 woorden):  </w:t>
+        <w:t xml:space="preserve">Criterium 2  Label:  </w:t>
       </w:r>
       <w:r>
         <w:rPr>
@@ -1321,7 +1332,7 @@
           <w:b/>
           <w:sz w:val="20"/>
         </w:rPr>
-        <w:t xml:space="preserve">Criterium 3  Label (2-5 woorden):  </w:t>
+        <w:t xml:space="preserve">Criterium 3  Label:  </w:t>
       </w:r>
       <w:r>
         <w:rPr>
@@ -1337,7 +1348,7 @@
           <w:b/>
           <w:sz w:val="20"/>
         </w:rPr>
-        <w:t xml:space="preserve">Criterium 4  Label (2-5 woorden):  </w:t>
+        <w:t xml:space="preserve">Criterium 4  Label:  </w:t>
       </w:r>
       <w:r>
         <w:rPr>
@@ -1353,7 +1364,7 @@
           <w:b/>
           <w:sz w:val="20"/>
         </w:rPr>
-        <w:t xml:space="preserve">Criterium 5  Label (2-5 woorden):  </w:t>
+        <w:t xml:space="preserve">Criterium 5  Label:  </w:t>
       </w:r>
       <w:r>
         <w:rPr>
@@ -1369,7 +1380,7 @@
           <w:b/>
           <w:sz w:val="20"/>
         </w:rPr>
-        <w:t xml:space="preserve">Criterium 6  Label (2-5 woorden):  </w:t>
+        <w:t xml:space="preserve">Criterium 6  Label:  </w:t>
       </w:r>
       <w:r>
         <w:rPr>
@@ -1394,6 +1405,17 @@
       </w:r>
     </w:p>
     <w:p>
+      <w:pPr/>
+      <w:r>
+        <w:rPr>
+          <w:i/>
+          <w:sz w:val="20"/>
+          <w:szCs w:val="20"/>
+        </w:rPr>
+        <w:t xml:space="preserve">Hoe genereert u behandelingsoptielabels?</w:t>
+      </w:r>
+    </w:p>
+    <w:p>
       <w:pPr>
         <w:jc w:val="left"/>
         <w:shd w:val="clear" w:color="auto" w:fill="D1FAE5"/>
@@ -1510,7 +1532,7 @@
           <w:b/>
           <w:sz w:val="20"/>
         </w:rPr>
-        <w:t xml:space="preserve">Predictor 1  Label (2-6 woorden):  </w:t>
+        <w:t xml:space="preserve">Predictor 1  Label:  </w:t>
       </w:r>
       <w:r>
         <w:rPr>
@@ -1526,7 +1548,7 @@
           <w:b/>
           <w:sz w:val="20"/>
         </w:rPr>
-        <w:t xml:space="preserve">Predictor 2  Label (2-6 woorden):  </w:t>
+        <w:t xml:space="preserve">Predictor 2  Label:  </w:t>
       </w:r>
       <w:r>
         <w:rPr>
@@ -1542,7 +1564,7 @@
           <w:b/>
           <w:sz w:val="20"/>
         </w:rPr>
-        <w:t xml:space="preserve">Predictor 3  Label (2-6 woorden):  </w:t>
+        <w:t xml:space="preserve">Predictor 3  Label:  </w:t>
       </w:r>
       <w:r>
         <w:rPr>
@@ -1558,7 +1580,7 @@
           <w:b/>
           <w:sz w:val="20"/>
         </w:rPr>
-        <w:t xml:space="preserve">Predictor 4  Label (2-6 woorden):  </w:t>
+        <w:t xml:space="preserve">Predictor 4  Label:  </w:t>
       </w:r>
       <w:r>
         <w:rPr>
@@ -1574,7 +1596,7 @@
           <w:b/>
           <w:sz w:val="20"/>
         </w:rPr>
-        <w:t xml:space="preserve">Predictor 5  Label (2-6 woorden):  </w:t>
+        <w:t xml:space="preserve">Predictor 5  Label:  </w:t>
       </w:r>
       <w:r>
         <w:rPr>
@@ -1689,7 +1711,7 @@
           <w:b/>
           <w:sz w:val="20"/>
         </w:rPr>
-        <w:t xml:space="preserve">Predictor 1  Label (2-6 woorden):  </w:t>
+        <w:t xml:space="preserve">Predictor 1  Label:  </w:t>
       </w:r>
       <w:r>
         <w:rPr>
@@ -1705,7 +1727,7 @@
           <w:b/>
           <w:sz w:val="20"/>
         </w:rPr>
-        <w:t xml:space="preserve">Predictor 2  Label (2-6 woorden):  </w:t>
+        <w:t xml:space="preserve">Predictor 2  Label:  </w:t>
       </w:r>
       <w:r>
         <w:rPr>
@@ -1721,7 +1743,7 @@
           <w:b/>
           <w:sz w:val="20"/>
         </w:rPr>
-        <w:t xml:space="preserve">Predictor 3  Label (2-6 woorden):  </w:t>
+        <w:t xml:space="preserve">Predictor 3  Label:  </w:t>
       </w:r>
       <w:r>
         <w:rPr>
@@ -1737,7 +1759,7 @@
           <w:b/>
           <w:sz w:val="20"/>
         </w:rPr>
-        <w:t xml:space="preserve">Predictor 4  Label (2-6 woorden):  </w:t>
+        <w:t xml:space="preserve">Predictor 4  Label:  </w:t>
       </w:r>
       <w:r>
         <w:rPr>
@@ -1753,7 +1775,7 @@
           <w:b/>
           <w:sz w:val="20"/>
         </w:rPr>
-        <w:t xml:space="preserve">Predictor 5  Label (2-6 woorden):  </w:t>
+        <w:t xml:space="preserve">Predictor 5  Label:  </w:t>
       </w:r>
       <w:r>
         <w:rPr>
@@ -1775,6 +1797,17 @@
       </w:pPr>
       <w:r>
         <w:t>4  Deel 3: Prioritering van behandeldoelen</w:t>
+      </w:r>
+    </w:p>
+    <w:p>
+      <w:pPr/>
+      <w:r>
+        <w:rPr>
+          <w:i/>
+          <w:sz w:val="20"/>
+          <w:szCs w:val="20"/>
+        </w:rPr>
+        <w:t xml:space="preserve">Hoe leest u het netwerk en rangschikt u de behandelingsopties?</w:t>
       </w:r>
     </w:p>
     <w:p>
@@ -2212,6 +2245,17 @@
       </w:r>
     </w:p>
     <w:p>
+      <w:pPr/>
+      <w:r>
+        <w:rPr>
+          <w:i/>
+          <w:sz w:val="20"/>
+          <w:szCs w:val="20"/>
+        </w:rPr>
+        <w:t xml:space="preserve">Hoe selecteert u de meest passende EMA-items per behandeldoel?</w:t>
+      </w:r>
+    </w:p>
+    <w:p>
       <w:pPr>
         <w:jc w:val="left"/>
         <w:shd w:val="clear" w:color="auto" w:fill="EDE9FE"/>
@@ -2911,6 +2955,17 @@
       </w:pPr>
       <w:r>
         <w:t>6  Deel 5: Mobiele coachingsboodschap</w:t>
+      </w:r>
+    </w:p>
+    <w:p>
+      <w:pPr/>
+      <w:r>
+        <w:rPr>
+          <w:i/>
+          <w:sz w:val="20"/>
+          <w:szCs w:val="20"/>
+        </w:rPr>
+        <w:t xml:space="preserve">Hoe formuleert u een effectieve coachingsboodschap?</w:t>
       </w:r>
     </w:p>
     <w:p>
